--- a/docs/StepMeter_서비스기획서.docx
+++ b/docs/StepMeter_서비스기획서.docx
@@ -10396,7 +10396,7 @@
                 <w:sz w:val="18"/>
                 <w:szCs w:val="18"/>
               </w:rPr>
-              <w:t xml:space="preserve">요소 후보 순위 모델 적용 후 요소 목록 토큰 절감 (완주율 하락 2%p 이내)</w:t>
+              <w:t xml:space="preserve">요소 후보 순위 모델의 요소 목록 토큰 절감 (오프라인 평가, 온라인 적용 시 완주율 하락 2%p 이내)</w:t>
             </w:r>
           </w:p>
         </w:tc>
@@ -11445,7 +11445,7 @@
                 <w:sz w:val="18"/>
                 <w:szCs w:val="18"/>
               </w:rPr>
-              <w:t xml:space="preserve">기획서·와이어프레임 확정, 에이전트 프로토타입이 벤치마크 페이지 1개 완주, 사람 데이터 수집 도구·동의서 준비</w:t>
+              <w:t xml:space="preserve">기획서·와이어프레임 확정, 역할 배정, 스테이징 배포 환경, 에이전트 프로토타입이 벤치마크 페이지 1개 완주, 사람 데이터 수집 도구·동의서 준비, 연구윤리(IRB) 심의 필요 여부 확인</w:t>
             </w:r>
           </w:p>
         </w:tc>
@@ -11542,7 +11542,7 @@
                 <w:sz w:val="18"/>
                 <w:szCs w:val="18"/>
               </w:rPr>
-              <w:t xml:space="preserve">측정 요청 → 실행 → 지표 계산 → 리포트까지 데스크톱에서 동작, 벤치마크 40개 완성, 사람 데이터 수집 완료</w:t>
+              <w:t xml:space="preserve">측정 요청 → 실행 → 지표 계산 → 리포트까지 데스크톱에서 동작, 벤치마크 40개 완성, 경로 고정 재생 v1, 사람 데이터 수집 완료</w:t>
             </w:r>
           </w:p>
         </w:tc>
@@ -11639,7 +11639,7 @@
                 <w:sz w:val="18"/>
                 <w:szCs w:val="18"/>
               </w:rPr>
-              <w:t xml:space="preserve">재측정 비교, 모바일 뷰포트, 개선 제안, 경로 고정 재생, 보정 계수·이슈 점수·요소 순위 모델 v1 적용, 벤치마크 1차 평가</w:t>
+              <w:t xml:space="preserve">재측정 비교, 개선 제안, 재생 안정화·기준 편차 판정, 보정 계수·이슈 점수 v1 적용, 요소 순위 모델 v1 학습(온라인 적용은 조건부), 벤치마크 1차 평가</w:t>
             </w:r>
           </w:p>
         </w:tc>
@@ -11736,7 +11736,7 @@
                 <w:sz w:val="18"/>
                 <w:szCs w:val="18"/>
               </w:rPr>
-              <w:t xml:space="preserve">외부 사용자 테스트 5팀 완료, 이슈 점수·분류기 실사이트 비교, 회귀 쌍 검증, 기능 동결, 배포</w:t>
+              <w:t xml:space="preserve">모바일 뷰포트, 외부 사용자 테스트 5팀 완료, 이슈 점수·분류기 실사이트 비교, 회귀 쌍 검증, 기능 동결, 운영 배포</w:t>
             </w:r>
           </w:p>
         </w:tc>
@@ -11863,7 +11863,7 @@
         <w:rPr>
           <w:rFonts w:ascii="Malgun Gothic" w:cs="Malgun Gothic" w:eastAsia="Malgun Gothic" w:hAnsi="Malgun Gothic"/>
         </w:rPr>
-        <w:t xml:space="preserve">9명을 4개 파트로 나눈다. AI 역할 인원은 파트 업무와 함께 모델 트랙을 하나씩 맡는다. 전체 회의는 주 1회, 파트 회의는 파트 자율로 진행한다.</w:t>
+        <w:t xml:space="preserve">PM 1명과 8개 역할로 나눈다. 역할별 담당자는 아직 정하지 않았다(이름·학번 빈칸). AI 모델 트랙이 있는 역할은 역할 업무와 함께 해당 트랙을 맡는다. PM은 통합·QA를 맡고, 벤치마크 페이지는 결함 유형별로 전원이 나눠 만든다. 전체 회의는 주 1회, 역할 간 회의는 필요에 따라 자율로 진행한다.</w:t>
       </w:r>
     </w:p>
     <w:tbl>
@@ -11982,7 +11982,7 @@
                 <w:sz w:val="18"/>
                 <w:szCs w:val="18"/>
               </w:rPr>
-              <w:t xml:space="preserve">역할</w:t>
+              <w:t xml:space="preserve">분야</w:t>
             </w:r>
           </w:p>
         </w:tc>
@@ -12014,7 +12014,7 @@
                 <w:sz w:val="18"/>
                 <w:szCs w:val="18"/>
               </w:rPr>
-              <w:t xml:space="preserve">파트</w:t>
+              <w:t xml:space="preserve">역할</w:t>
             </w:r>
           </w:p>
         </w:tc>
@@ -12085,6 +12085,7 @@
       </w:tr>
       <w:tr>
         <w:trPr>
+          <w:cantSplit/>
           <w:tblHeader w:val="false"/>
         </w:trPr>
         <w:tc>
@@ -12205,7 +12206,7 @@
                 <w:sz w:val="18"/>
                 <w:szCs w:val="18"/>
               </w:rPr>
-              <w:t xml:space="preserve">전체</w:t>
+              <w:t xml:space="preserve">PM · 통합·QA</w:t>
             </w:r>
           </w:p>
         </w:tc>
@@ -12235,7 +12236,7 @@
                 <w:sz w:val="18"/>
                 <w:szCs w:val="18"/>
               </w:rPr>
-              <w:t xml:space="preserve">기획, 일정, 와이어프레임, 벤치마크 정답 관리, 사용자 테스트</w:t>
+              <w:t xml:space="preserve">업무 조율·일정 관리, 통합·E2E 테스트, 벤치마크 정답 교차 검토, 외부 사용자 테스트 모집, 데모·최종 문서</w:t>
             </w:r>
           </w:p>
         </w:tc>
@@ -12265,13 +12266,14 @@
                 <w:sz w:val="18"/>
                 <w:szCs w:val="18"/>
               </w:rPr>
-              <w:t xml:space="preserve">사람 데이터 수집 운영</w:t>
+              <w:t xml:space="preserve">이슈 점수 라벨 최종 판정</w:t>
             </w:r>
           </w:p>
         </w:tc>
       </w:tr>
       <w:tr>
         <w:trPr>
+          <w:cantSplit/>
           <w:tblHeader w:val="false"/>
         </w:trPr>
         <w:tc>
@@ -12302,7 +12304,7 @@
                 <w:sz w:val="18"/>
                 <w:szCs w:val="18"/>
               </w:rPr>
-              <w:t xml:space="preserve">배송현</w:t>
+              <w:t xml:space="preserve"/>
             </w:r>
           </w:p>
         </w:tc>
@@ -12332,7 +12334,7 @@
                 <w:sz w:val="18"/>
                 <w:szCs w:val="18"/>
               </w:rPr>
-              <w:t xml:space="preserve">2024350219</w:t>
+              <w:t xml:space="preserve"/>
             </w:r>
           </w:p>
         </w:tc>
@@ -12392,7 +12394,7 @@
                 <w:sz w:val="18"/>
                 <w:szCs w:val="18"/>
               </w:rPr>
-              <w:t xml:space="preserve">에이전트</w:t>
+              <w:t xml:space="preserve">에이전트 코어</w:t>
             </w:r>
           </w:p>
         </w:tc>
@@ -12422,7 +12424,7 @@
                 <w:sz w:val="18"/>
                 <w:szCs w:val="18"/>
               </w:rPr>
-              <w:t xml:space="preserve">에이전트 루프, 재생 실행과 에이전트 전환, 종료·실패 처리</w:t>
+              <w:t xml:space="preserve">실제 브라우저를 열고 사이트를 한 단계씩 조작하는 에이전트 루프, 지난 경로를 그대로 다시 따라가는 재생 기능, 행동 스키마 관리</w:t>
             </w:r>
           </w:p>
         </w:tc>
@@ -12452,13 +12454,14 @@
                 <w:sz w:val="18"/>
                 <w:szCs w:val="18"/>
               </w:rPr>
-              <w:t xml:space="preserve">요소 후보 순위 모델</w:t>
+              <w:t xml:space="preserve">–</w:t>
             </w:r>
           </w:p>
         </w:tc>
       </w:tr>
       <w:tr>
         <w:trPr>
+          <w:cantSplit/>
           <w:tblHeader w:val="false"/>
         </w:trPr>
         <w:tc>
@@ -12489,7 +12492,7 @@
                 <w:sz w:val="18"/>
                 <w:szCs w:val="18"/>
               </w:rPr>
-              <w:t xml:space="preserve">강민수</w:t>
+              <w:t xml:space="preserve"/>
             </w:r>
           </w:p>
         </w:tc>
@@ -12519,7 +12522,7 @@
                 <w:sz w:val="18"/>
                 <w:szCs w:val="18"/>
               </w:rPr>
-              <w:t xml:space="preserve">2022320026</w:t>
+              <w:t xml:space="preserve"/>
             </w:r>
           </w:p>
         </w:tc>
@@ -12579,7 +12582,7 @@
                 <w:sz w:val="18"/>
                 <w:szCs w:val="18"/>
               </w:rPr>
-              <w:t xml:space="preserve">에이전트</w:t>
+              <w:t xml:space="preserve">LLM·프롬프트</w:t>
             </w:r>
           </w:p>
         </w:tc>
@@ -12609,7 +12612,7 @@
                 <w:sz w:val="18"/>
                 <w:szCs w:val="18"/>
               </w:rPr>
-              <w:t xml:space="preserve">프롬프트 설계, 페르소나, 베이스라인 실험</w:t>
+              <w:t xml:space="preserve">클릭 위치·문제 판단과 설명을 위한 프롬프트 설계, LLM API 호출·비용 기록, 외부 사용자 테스트 진행</w:t>
             </w:r>
           </w:p>
         </w:tc>
@@ -12646,6 +12649,7 @@
       </w:tr>
       <w:tr>
         <w:trPr>
+          <w:cantSplit/>
           <w:tblHeader w:val="false"/>
         </w:trPr>
         <w:tc>
@@ -12676,7 +12680,7 @@
                 <w:sz w:val="18"/>
                 <w:szCs w:val="18"/>
               </w:rPr>
-              <w:t xml:space="preserve">김도현</w:t>
+              <w:t xml:space="preserve"/>
             </w:r>
           </w:p>
         </w:tc>
@@ -12706,7 +12710,7 @@
                 <w:sz w:val="18"/>
                 <w:szCs w:val="18"/>
               </w:rPr>
-              <w:t xml:space="preserve">2022320139</w:t>
+              <w:t xml:space="preserve"/>
             </w:r>
           </w:p>
         </w:tc>
@@ -12766,7 +12770,7 @@
                 <w:sz w:val="18"/>
                 <w:szCs w:val="18"/>
               </w:rPr>
-              <w:t xml:space="preserve">측정</w:t>
+              <w:t xml:space="preserve">측정 지표·규칙</w:t>
             </w:r>
           </w:p>
         </w:tc>
@@ -12796,7 +12800,7 @@
                 <w:sz w:val="18"/>
                 <w:szCs w:val="18"/>
               </w:rPr>
-              <w:t xml:space="preserve">지표 계산 모듈, 규칙 엔진</w:t>
+              <w:t xml:space="preserve">버튼 크기·글자 대비·클릭 수 등 지표 계산, 문제 판정 규칙 엔진</w:t>
             </w:r>
           </w:p>
         </w:tc>
@@ -12826,13 +12830,14 @@
                 <w:sz w:val="18"/>
                 <w:szCs w:val="18"/>
               </w:rPr>
-              <w:t xml:space="preserve">소요 시간 모델 (KLM 보정)</w:t>
+              <w:t xml:space="preserve">소요 시간 모델 (사람 데이터 보정)</w:t>
             </w:r>
           </w:p>
         </w:tc>
       </w:tr>
       <w:tr>
         <w:trPr>
+          <w:cantSplit/>
           <w:tblHeader w:val="false"/>
         </w:trPr>
         <w:tc>
@@ -12863,7 +12868,7 @@
                 <w:sz w:val="18"/>
                 <w:szCs w:val="18"/>
               </w:rPr>
-              <w:t xml:space="preserve">이원준</w:t>
+              <w:t xml:space="preserve"/>
             </w:r>
           </w:p>
         </w:tc>
@@ -12893,7 +12898,7 @@
                 <w:sz w:val="18"/>
                 <w:szCs w:val="18"/>
               </w:rPr>
-              <w:t xml:space="preserve">2023100012</w:t>
+              <w:t xml:space="preserve"/>
             </w:r>
           </w:p>
         </w:tc>
@@ -12953,7 +12958,7 @@
                 <w:sz w:val="18"/>
                 <w:szCs w:val="18"/>
               </w:rPr>
-              <w:t xml:space="preserve">측정</w:t>
+              <w:t xml:space="preserve">수집·매칭</w:t>
             </w:r>
           </w:p>
         </w:tc>
@@ -12983,7 +12988,7 @@
                 <w:sz w:val="18"/>
                 <w:szCs w:val="18"/>
               </w:rPr>
-              <w:t xml:space="preserve">DOM 수집기, 요소 매칭 모듈, 대비비·가림 판정, 벤치마크 평가</w:t>
+              <w:t xml:space="preserve">버튼·링크 등 웹페이지 요소 수집, 사이트가 바뀌어도 같은 요소를 찾는 요소 매칭 모듈</w:t>
             </w:r>
           </w:p>
         </w:tc>
@@ -13013,13 +13018,14 @@
                 <w:sz w:val="18"/>
                 <w:szCs w:val="18"/>
               </w:rPr>
-              <w:t xml:space="preserve">이슈 점수·분류기 비교</w:t>
+              <w:t xml:space="preserve">이슈 우선순위 점수 모델</w:t>
             </w:r>
           </w:p>
         </w:tc>
       </w:tr>
       <w:tr>
         <w:trPr>
+          <w:cantSplit/>
           <w:tblHeader w:val="false"/>
         </w:trPr>
         <w:tc>
@@ -13050,7 +13056,7 @@
                 <w:sz w:val="18"/>
                 <w:szCs w:val="18"/>
               </w:rPr>
-              <w:t xml:space="preserve">오준호</w:t>
+              <w:t xml:space="preserve"/>
             </w:r>
           </w:p>
         </w:tc>
@@ -13080,7 +13086,7 @@
                 <w:sz w:val="18"/>
                 <w:szCs w:val="18"/>
               </w:rPr>
-              <w:t xml:space="preserve">2022320130</w:t>
+              <w:t xml:space="preserve"/>
             </w:r>
           </w:p>
         </w:tc>
@@ -13140,7 +13146,7 @@
                 <w:sz w:val="18"/>
                 <w:szCs w:val="18"/>
               </w:rPr>
-              <w:t xml:space="preserve">플랫폼</w:t>
+              <w:t xml:space="preserve">플랫폼 백엔드</w:t>
             </w:r>
           </w:p>
         </w:tc>
@@ -13170,7 +13176,7 @@
                 <w:sz w:val="18"/>
                 <w:szCs w:val="18"/>
               </w:rPr>
-              <w:t xml:space="preserve">API, DB, 작업 큐, 배포</w:t>
+              <w:t xml:space="preserve">서버, DB, 작업 대기열, 병렬 반복 실행, LLM·클라우드 예산 상한·알림</w:t>
             </w:r>
           </w:p>
         </w:tc>
@@ -13200,13 +13206,14 @@
                 <w:sz w:val="18"/>
                 <w:szCs w:val="18"/>
               </w:rPr>
-              <w:t xml:space="preserve">학습 데이터 파이프라인</w:t>
+              <w:t xml:space="preserve">학습 데이터 파이프라인, 요소 후보 순위 모델</w:t>
             </w:r>
           </w:p>
         </w:tc>
       </w:tr>
       <w:tr>
         <w:trPr>
+          <w:cantSplit/>
           <w:tblHeader w:val="false"/>
         </w:trPr>
         <w:tc>
@@ -13237,7 +13244,7 @@
                 <w:sz w:val="18"/>
                 <w:szCs w:val="18"/>
               </w:rPr>
-              <w:t xml:space="preserve">전철우</w:t>
+              <w:t xml:space="preserve"/>
             </w:r>
           </w:p>
         </w:tc>
@@ -13267,7 +13274,7 @@
                 <w:sz w:val="18"/>
                 <w:szCs w:val="18"/>
               </w:rPr>
-              <w:t xml:space="preserve">2022320070</w:t>
+              <w:t xml:space="preserve"/>
             </w:r>
           </w:p>
         </w:tc>
@@ -13327,7 +13334,7 @@
                 <w:sz w:val="18"/>
                 <w:szCs w:val="18"/>
               </w:rPr>
-              <w:t xml:space="preserve">플랫폼</w:t>
+              <w:t xml:space="preserve">회귀 비교·인프라</w:t>
             </w:r>
           </w:p>
         </w:tc>
@@ -13357,7 +13364,7 @@
                 <w:sz w:val="18"/>
                 <w:szCs w:val="18"/>
               </w:rPr>
-              <w:t xml:space="preserve">스크린샷 저장, 비교 API, 비교 화면 연결</w:t>
+              <w:t xml:space="preserve">수정 전후 측정 비교와 악화 판정, 배포·CI 관리(S1부터 스테이징), 벤치마크 제작 진행 관리</w:t>
             </w:r>
           </w:p>
         </w:tc>
@@ -13394,6 +13401,7 @@
       </w:tr>
       <w:tr>
         <w:trPr>
+          <w:cantSplit/>
           <w:tblHeader w:val="false"/>
         </w:trPr>
         <w:tc>
@@ -13424,7 +13432,7 @@
                 <w:sz w:val="18"/>
                 <w:szCs w:val="18"/>
               </w:rPr>
-              <w:t xml:space="preserve">김보민</w:t>
+              <w:t xml:space="preserve"/>
             </w:r>
           </w:p>
         </w:tc>
@@ -13454,7 +13462,7 @@
                 <w:sz w:val="18"/>
                 <w:szCs w:val="18"/>
               </w:rPr>
-              <w:t xml:space="preserve">2023320005</w:t>
+              <w:t xml:space="preserve"/>
             </w:r>
           </w:p>
         </w:tc>
@@ -13514,7 +13522,7 @@
                 <w:sz w:val="18"/>
                 <w:szCs w:val="18"/>
               </w:rPr>
-              <w:t xml:space="preserve">리포트</w:t>
+              <w:t xml:space="preserve">리포트 UI</w:t>
             </w:r>
           </w:p>
         </w:tc>
@@ -13544,7 +13552,7 @@
                 <w:sz w:val="18"/>
                 <w:szCs w:val="18"/>
               </w:rPr>
-              <w:t xml:space="preserve">리포트 화면, 디자인 시스템, 오버레이</w:t>
+              <w:t xml:space="preserve">측정 결과 리포트 화면, 스크린샷 위 문제 위치 표시, 와이어프레임·디자인 기준</w:t>
             </w:r>
           </w:p>
         </w:tc>
@@ -13581,6 +13589,7 @@
       </w:tr>
       <w:tr>
         <w:trPr>
+          <w:cantSplit/>
           <w:tblHeader w:val="false"/>
         </w:trPr>
         <w:tc>
@@ -13589,7 +13598,7 @@
             <w:tcBorders>
               <w:top w:val="none" w:color="FFFFFF" w:sz="0"/>
               <w:left w:val="none" w:color="FFFFFF" w:sz="0"/>
-              <w:bottom w:val="single" w:color="000000" w:sz="10"/>
+              <w:bottom w:val="single" w:color="D9D9D9" w:sz="2"/>
               <w:right w:val="none" w:color="FFFFFF" w:sz="0"/>
             </w:tcBorders>
             <w:tcMar>
@@ -13611,7 +13620,7 @@
                 <w:sz w:val="18"/>
                 <w:szCs w:val="18"/>
               </w:rPr>
-              <w:t xml:space="preserve">윤태희</w:t>
+              <w:t xml:space="preserve"/>
             </w:r>
           </w:p>
         </w:tc>
@@ -13621,27 +13630,27 @@
             <w:tcBorders>
               <w:top w:val="none" w:color="FFFFFF" w:sz="0"/>
               <w:left w:val="none" w:color="FFFFFF" w:sz="0"/>
-              <w:bottom w:val="single" w:color="000000" w:sz="10"/>
-              <w:right w:val="none" w:color="FFFFFF" w:sz="0"/>
-            </w:tcBorders>
-            <w:tcMar>
-              <w:top w:type="dxa" w:w="70"/>
-              <w:left w:type="dxa" w:w="110"/>
-              <w:bottom w:type="dxa" w:w="70"/>
-              <w:right w:type="dxa" w:w="110"/>
-            </w:tcMar>
-          </w:tcPr>
-          <w:p>
-            <w:pPr>
-              <w:spacing w:after="30" w:line="270"/>
-            </w:pPr>
-            <w:r>
-              <w:rPr>
-                <w:rFonts w:ascii="Malgun Gothic" w:cs="Malgun Gothic" w:eastAsia="Malgun Gothic" w:hAnsi="Malgun Gothic"/>
-                <w:sz w:val="18"/>
-                <w:szCs w:val="18"/>
-              </w:rPr>
-              <w:t xml:space="preserve">2025320519</w:t>
+              <w:bottom w:val="single" w:color="D9D9D9" w:sz="2"/>
+              <w:right w:val="none" w:color="FFFFFF" w:sz="0"/>
+            </w:tcBorders>
+            <w:tcMar>
+              <w:top w:type="dxa" w:w="70"/>
+              <w:left w:type="dxa" w:w="110"/>
+              <w:bottom w:type="dxa" w:w="70"/>
+              <w:right w:type="dxa" w:w="110"/>
+            </w:tcMar>
+          </w:tcPr>
+          <w:p>
+            <w:pPr>
+              <w:spacing w:after="30" w:line="270"/>
+            </w:pPr>
+            <w:r>
+              <w:rPr>
+                <w:rFonts w:ascii="Malgun Gothic" w:cs="Malgun Gothic" w:eastAsia="Malgun Gothic" w:hAnsi="Malgun Gothic"/>
+                <w:sz w:val="18"/>
+                <w:szCs w:val="18"/>
+              </w:rPr>
+              <w:t xml:space="preserve"/>
             </w:r>
           </w:p>
         </w:tc>
@@ -13651,7 +13660,7 @@
             <w:tcBorders>
               <w:top w:val="none" w:color="FFFFFF" w:sz="0"/>
               <w:left w:val="none" w:color="FFFFFF" w:sz="0"/>
-              <w:bottom w:val="single" w:color="000000" w:sz="10"/>
+              <w:bottom w:val="single" w:color="D9D9D9" w:sz="2"/>
               <w:right w:val="none" w:color="FFFFFF" w:sz="0"/>
             </w:tcBorders>
             <w:tcMar>
@@ -13681,27 +13690,27 @@
             <w:tcBorders>
               <w:top w:val="none" w:color="FFFFFF" w:sz="0"/>
               <w:left w:val="none" w:color="FFFFFF" w:sz="0"/>
-              <w:bottom w:val="single" w:color="000000" w:sz="10"/>
-              <w:right w:val="none" w:color="FFFFFF" w:sz="0"/>
-            </w:tcBorders>
-            <w:tcMar>
-              <w:top w:type="dxa" w:w="70"/>
-              <w:left w:type="dxa" w:w="110"/>
-              <w:bottom w:type="dxa" w:w="70"/>
-              <w:right w:type="dxa" w:w="110"/>
-            </w:tcMar>
-          </w:tcPr>
-          <w:p>
-            <w:pPr>
-              <w:spacing w:after="30" w:line="270"/>
-            </w:pPr>
-            <w:r>
-              <w:rPr>
-                <w:rFonts w:ascii="Malgun Gothic" w:cs="Malgun Gothic" w:eastAsia="Malgun Gothic" w:hAnsi="Malgun Gothic"/>
-                <w:sz w:val="18"/>
-                <w:szCs w:val="18"/>
-              </w:rPr>
-              <w:t xml:space="preserve">리포트</w:t>
+              <w:bottom w:val="single" w:color="D9D9D9" w:sz="2"/>
+              <w:right w:val="none" w:color="FFFFFF" w:sz="0"/>
+            </w:tcBorders>
+            <w:tcMar>
+              <w:top w:type="dxa" w:w="70"/>
+              <w:left w:type="dxa" w:w="110"/>
+              <w:bottom w:type="dxa" w:w="70"/>
+              <w:right w:type="dxa" w:w="110"/>
+            </w:tcMar>
+          </w:tcPr>
+          <w:p>
+            <w:pPr>
+              <w:spacing w:after="30" w:line="270"/>
+            </w:pPr>
+            <w:r>
+              <w:rPr>
+                <w:rFonts w:ascii="Malgun Gothic" w:cs="Malgun Gothic" w:eastAsia="Malgun Gothic" w:hAnsi="Malgun Gothic"/>
+                <w:sz w:val="18"/>
+                <w:szCs w:val="18"/>
+              </w:rPr>
+              <w:t xml:space="preserve">대시보드 UI</w:t>
             </w:r>
           </w:p>
         </w:tc>
@@ -13711,27 +13720,27 @@
             <w:tcBorders>
               <w:top w:val="none" w:color="FFFFFF" w:sz="0"/>
               <w:left w:val="none" w:color="FFFFFF" w:sz="0"/>
-              <w:bottom w:val="single" w:color="000000" w:sz="10"/>
-              <w:right w:val="none" w:color="FFFFFF" w:sz="0"/>
-            </w:tcBorders>
-            <w:tcMar>
-              <w:top w:type="dxa" w:w="70"/>
-              <w:left w:type="dxa" w:w="110"/>
-              <w:bottom w:type="dxa" w:w="70"/>
-              <w:right w:type="dxa" w:w="110"/>
-            </w:tcMar>
-          </w:tcPr>
-          <w:p>
-            <w:pPr>
-              <w:spacing w:after="30" w:line="270"/>
-            </w:pPr>
-            <w:r>
-              <w:rPr>
-                <w:rFonts w:ascii="Malgun Gothic" w:cs="Malgun Gothic" w:eastAsia="Malgun Gothic" w:hAnsi="Malgun Gothic"/>
-                <w:sz w:val="18"/>
-                <w:szCs w:val="18"/>
-              </w:rPr>
-              <w:t xml:space="preserve">측정 생성·진행 화면, 차트, 비교 화면</w:t>
+              <w:bottom w:val="single" w:color="D9D9D9" w:sz="2"/>
+              <w:right w:val="none" w:color="FFFFFF" w:sz="0"/>
+            </w:tcBorders>
+            <w:tcMar>
+              <w:top w:type="dxa" w:w="70"/>
+              <w:left w:type="dxa" w:w="110"/>
+              <w:bottom w:type="dxa" w:w="70"/>
+              <w:right w:type="dxa" w:w="110"/>
+            </w:tcMar>
+          </w:tcPr>
+          <w:p>
+            <w:pPr>
+              <w:spacing w:after="30" w:line="270"/>
+            </w:pPr>
+            <w:r>
+              <w:rPr>
+                <w:rFonts w:ascii="Malgun Gothic" w:cs="Malgun Gothic" w:eastAsia="Malgun Gothic" w:hAnsi="Malgun Gothic"/>
+                <w:sz w:val="18"/>
+                <w:szCs w:val="18"/>
+              </w:rPr>
+              <w:t xml:space="preserve">측정 요청·진행 화면, 전후 비교 화면, 차트</w:t>
             </w:r>
           </w:p>
         </w:tc>
@@ -13741,27 +13750,27 @@
             <w:tcBorders>
               <w:top w:val="none" w:color="FFFFFF" w:sz="0"/>
               <w:left w:val="none" w:color="FFFFFF" w:sz="0"/>
-              <w:bottom w:val="single" w:color="000000" w:sz="10"/>
-              <w:right w:val="none" w:color="FFFFFF" w:sz="0"/>
-            </w:tcBorders>
-            <w:tcMar>
-              <w:top w:type="dxa" w:w="70"/>
-              <w:left w:type="dxa" w:w="110"/>
-              <w:bottom w:type="dxa" w:w="70"/>
-              <w:right w:type="dxa" w:w="110"/>
-            </w:tcMar>
-          </w:tcPr>
-          <w:p>
-            <w:pPr>
-              <w:spacing w:after="30" w:line="270"/>
-            </w:pPr>
-            <w:r>
-              <w:rPr>
-                <w:rFonts w:ascii="Malgun Gothic" w:cs="Malgun Gothic" w:eastAsia="Malgun Gothic" w:hAnsi="Malgun Gothic"/>
-                <w:sz w:val="18"/>
-                <w:szCs w:val="18"/>
-              </w:rPr>
-              <w:t xml:space="preserve">–</w:t>
+              <w:bottom w:val="single" w:color="D9D9D9" w:sz="2"/>
+              <w:right w:val="none" w:color="FFFFFF" w:sz="0"/>
+            </w:tcBorders>
+            <w:tcMar>
+              <w:top w:type="dxa" w:w="70"/>
+              <w:left w:type="dxa" w:w="110"/>
+              <w:bottom w:type="dxa" w:w="70"/>
+              <w:right w:type="dxa" w:w="110"/>
+            </w:tcMar>
+          </w:tcPr>
+          <w:p>
+            <w:pPr>
+              <w:spacing w:after="30" w:line="270"/>
+            </w:pPr>
+            <w:r>
+              <w:rPr>
+                <w:rFonts w:ascii="Malgun Gothic" w:cs="Malgun Gothic" w:eastAsia="Malgun Gothic" w:hAnsi="Malgun Gothic"/>
+                <w:sz w:val="18"/>
+                <w:szCs w:val="18"/>
+              </w:rPr>
+              <w:t xml:space="preserve">사람 데이터 수집 운영 (일정·동의서)</w:t>
             </w:r>
           </w:p>
         </w:tc>
@@ -13789,7 +13798,7 @@
         <w:rPr>
           <w:rFonts w:ascii="Malgun Gothic" w:cs="Malgun Gothic" w:eastAsia="Malgun Gothic" w:hAnsi="Malgun Gothic"/>
         </w:rPr>
-        <w:t xml:space="preserve">팀에 디자이너가 없다. PM이 와이어프레임을 맡고, 리포트 파트가 UI 컴포넌트 라이브러리(shadcn/ui)를 기준으로 화면 일관성을 책임진다. S1에 Lighthouse·PageSpeed Insights·axe 리포트 구조를 분석해 와이어프레임에 반영하고, S4부터 StepMeter로 자기 대시보드를 매주 측정한다. 리포트 가독성은 M3, M4에 사용자 테스트로 두 번 확인한다.</w:t>
+        <w:t xml:space="preserve">팀에 디자이너가 없다. 리포트 UI 담당이 와이어프레임과 디자인 기준을 잡고, UI 컴포넌트 라이브러리(shadcn/ui)를 기준으로 화면 일관성을 책임진다. S1에 Lighthouse·PageSpeed Insights·axe 리포트 구조를 분석해 와이어프레임에 반영하고, S4부터 StepMeter로 자기 대시보드를 매주 측정한다. 리포트 가독성은 M3, M4에 사용자 테스트로 두 번 확인한다.</w:t>
       </w:r>
     </w:p>
     <w:p>
@@ -14729,7 +14738,7 @@
                 <w:sz w:val="18"/>
                 <w:szCs w:val="18"/>
               </w:rPr>
-              <w:t xml:space="preserve">에이전트 파트 업무 과중</w:t>
+              <w:t xml:space="preserve">에이전트 코어 업무 과중</w:t>
             </w:r>
           </w:p>
         </w:tc>
@@ -14789,7 +14798,7 @@
                 <w:sz w:val="18"/>
                 <w:szCs w:val="18"/>
               </w:rPr>
-              <w:t xml:space="preserve">요소 매칭 모듈을 측정 파트로 이관, 요소 순위 모델의 온라인 적용은 S4 시작 시 조건부 결정</w:t>
+              <w:t xml:space="preserve">요소 수집·매칭은 수집·매칭 역할, 요소 순위 모델 학습과 병렬 반복 실행은 플랫폼 백엔드 역할로 분리, 경로 고정 재생 v1을 S3로 당김, 요소 순위 모델의 온라인 적용은 S4 시작 시 조건부 결정</w:t>
             </w:r>
           </w:p>
         </w:tc>
@@ -14886,7 +14895,7 @@
                 <w:sz w:val="18"/>
                 <w:szCs w:val="18"/>
               </w:rPr>
-              <w:t xml:space="preserve">파트 체계, 주간 체크인, 파트 간 인터페이스를 S1에 먼저 확정</w:t>
+              <w:t xml:space="preserve">역할 배정(S1 첫 주), 주간 체크인, 역할 간 인터페이스를 S1에 먼저 확정</w:t>
             </w:r>
           </w:p>
         </w:tc>

--- a/docs/StepMeter_서비스기획서.docx
+++ b/docs/StepMeter_서비스기획서.docx
@@ -710,7 +710,7 @@
         <w:rPr>
           <w:rFonts w:ascii="Malgun Gothic" w:cs="Malgun Gothic" w:eastAsia="Malgun Gothic" w:hAnsi="Malgun Gothic"/>
         </w:rPr>
-        <w:t xml:space="preserve">여기에 팀이 직접 만들고 튜닝하는 요소 네 가지를 더한다. 학계 표준 KLM 상수를 사람 실측 데이터로 보정한 소요 시간 예측, 벤치마크로 가중치를 맞춘 이슈 점수(학습 분류기와의 비교 실험 포함), 벤치마크 점수로 튜닝한 에이전트 프롬프트, 에이전트에 넘길 요소를 골라 비용을 줄이는 요소 후보 순위 모델이다.</w:t>
+        <w:t xml:space="preserve">여기에 팀이 직접 만들고 다듬는 AI 모델 네 가지를 더한다. ① 사람이 실제로 걸린 시간을 모아 "사람이면 몇 초 걸릴지"를 예측하는 소요 시간 모델, ② 찾아낸 문제의 중요도를 매기는 이슈 점수, ③ 벤치마크 점수가 오르도록 다듬은 에이전트 프롬프트, ④ AI에게 보여줄 버튼만 골라 비용을 줄이는 요소 후보 순위 모델이다.</w:t>
       </w:r>
     </w:p>
     <w:tbl>
@@ -994,7 +994,7 @@
                 <w:sz w:val="18"/>
                 <w:szCs w:val="18"/>
               </w:rPr>
-              <w:t xml:space="preserve">DOM 기반 측정값 + 사람 데이터 보정 + 경로 고정 재생으로 배포별 UX 회귀 비교 (실사용자 트래픽 불필요)</w:t>
+              <w:t xml:space="preserve">브라우저에서 직접 읽은 측정값, 사람 데이터로 보정한 소요 시간, 지난 경로를 그대로 다시 따라가는 재생으로 배포마다 UX가 나빠졌는지 비교 (실사용자 없이 가능)</w:t>
             </w:r>
           </w:p>
         </w:tc>
@@ -1061,7 +1061,7 @@
                 <w:sz w:val="18"/>
                 <w:szCs w:val="18"/>
               </w:rPr>
-              <w:t xml:space="preserve">소요 시간 예측(KLM 문헌값 + 보정 계수), 이슈 점수와 분류기 비교, 프롬프트 최적화, 요소 후보 순위 모델</w:t>
+              <w:t xml:space="preserve">소요 시간 예측, 이슈 점수, 프롬프트 최적화, 요소 후보 순위 모델</w:t>
             </w:r>
           </w:p>
         </w:tc>
@@ -3853,7 +3853,7 @@
                 <w:sz w:val="18"/>
                 <w:szCs w:val="18"/>
               </w:rPr>
-              <w:t xml:space="preserve">DOM 측정값 + 사람 데이터 보정</w:t>
+              <w:t xml:space="preserve">브라우저 측정값 + 사람 데이터 보정</w:t>
             </w:r>
           </w:p>
         </w:tc>
@@ -4495,7 +4495,7 @@
         <w:rPr>
           <w:rFonts w:ascii="Malgun Gothic" w:cs="Malgun Gothic" w:eastAsia="Malgun Gothic" w:hAnsi="Malgun Gothic"/>
         </w:rPr>
-        <w:t xml:space="preserve">AI 에이전트가 과업에 걸린 시간은 사람의 사용 시간과 관계가 없다. StepMeter는 학계에서 검증된 KLM(키 입력 수준 모델) 상수를 기본값으로 두고, 참가자 20~30명의 실제 마우스 궤적과 소요 시간으로 보정 계수를 구해 사람 기준 예상 소요 시간을 계산한다. 보정이 실패해도 문헌값으로 계산하므로 결과가 무너지지 않는다.</w:t>
+        <w:t xml:space="preserve">AI 에이전트가 과업에 걸린 시간은 사람의 사용 시간과 관계가 없다. StepMeter는 사람의 조작을 클릭·타자·생각 같은 동작으로 나눠 시간을 더하는 학계 표준 모델(KLM)의 값을 기본으로 두고, 참가자 20~30명의 실제 마우스 궤적과 소요 시간으로 보정 계수를 구해 사람 기준 예상 소요 시간을 계산한다. 보정이 실패해도 문헌값으로 계산하므로 결과가 무너지지 않는다.</w:t>
       </w:r>
     </w:p>
     <w:p>
@@ -5590,7 +5590,7 @@
                 <w:sz w:val="18"/>
                 <w:szCs w:val="18"/>
               </w:rPr>
-              <w:t xml:space="preserve">이전 경로를 그대로 재생해 같은 경로에서 비교하고, 바뀐 지점부터는 에이전트가 탐색. 같은 버전의 편차 범위를 넘는 변화만 악화로 표시. 재생이 끊긴 지점은 사용자가 한 번 확인하면 다음부터 자동 매칭</w:t>
+              <w:t xml:space="preserve">이전 측정의 경로를 AI 없이 그대로 다시 따라가 같은 경로에서 비교. 화면이 바뀌어 막히면 그 지점부터 에이전트가 이어서 탐색. 평소 흔들림보다 큰 변화만 악화로 표시. 막힌 지점은 사용자가 한 번 확인하면 다음부터 자동 연결</w:t>
             </w:r>
           </w:p>
         </w:tc>
@@ -5844,7 +5844,7 @@
                 <w:sz w:val="18"/>
                 <w:szCs w:val="18"/>
               </w:rPr>
-              <w:t xml:space="preserve">사람 데이터로 보정한 Fitts·KLM 모델로 과업 전체와 단계별 소요 시간 예측</w:t>
+              <w:t xml:space="preserve">사람 데이터로 보정한 시간 모델로 과업 전체와 단계별 예상 소요 시간 계산</w:t>
             </w:r>
           </w:p>
         </w:tc>
@@ -5971,7 +5971,7 @@
                 <w:sz w:val="18"/>
                 <w:szCs w:val="18"/>
               </w:rPr>
-              <w:t xml:space="preserve">문제 후보마다 가중치 합산 점수를 매기고, 낮은 것은 "참고"로 분리</w:t>
+              <w:t xml:space="preserve">문제 후보마다 중요도 점수를 매기고, 낮은 것은 "참고"로 분리</w:t>
             </w:r>
           </w:p>
         </w:tc>
@@ -7690,7 +7690,7 @@
         <w:rPr>
           <w:rFonts w:ascii="Malgun Gothic" w:cs="Malgun Gothic" w:eastAsia="Malgun Gothic" w:hAnsi="Malgun Gothic"/>
         </w:rPr>
-        <w:t xml:space="preserve">리포트에 나오는 지표와 판단 기준이다. 계산 방법은 개발계획서 5장, 모델 학습은 9장에 있다.</w:t>
+        <w:t xml:space="preserve">리포트에 나오는 지표와 판단 기준이다. "화면 고정" 지표는 누가 눌러도 같은 값이고, "경로 의존" 지표는 에이전트가 어떤 길로 갔는지에 따라 달라지는 값이다. 계산 방법은 개발계획서 5장, 모델 학습은 9장에 있다.</w:t>
       </w:r>
     </w:p>
     <w:tbl>
@@ -8163,7 +8163,7 @@
                 <w:sz w:val="18"/>
                 <w:szCs w:val="18"/>
               </w:rPr>
-              <w:t xml:space="preserve">거리와 타겟 크기로 계산한 조작 난이도(bit)</w:t>
+              <w:t xml:space="preserve">멀고 작은 버튼일수록 커지는 조작 난이도(bit)</w:t>
             </w:r>
           </w:p>
         </w:tc>
@@ -10008,7 +10008,7 @@
                 <w:sz w:val="18"/>
                 <w:szCs w:val="18"/>
               </w:rPr>
-              <w:t xml:space="preserve">보정 후 예상 소요 시간 오차 (사람 실측 대비, 과업 단위 MAPE 함께 보고)</w:t>
+              <w:t xml:space="preserve">보정 후 예상 소요 시간 오차 (사람 실측 대비 평균 오차율)</w:t>
             </w:r>
           </w:p>
         </w:tc>
@@ -10978,7 +10978,7 @@
                 <w:sz w:val="18"/>
                 <w:szCs w:val="18"/>
               </w:rPr>
-              <w:t xml:space="preserve">1회 측정 소요 시간 (데스크톱, 20단계 이내 과업)</w:t>
+              <w:t xml:space="preserve">측정 1건 소요 시간 (데스크톱, 20단계 이내 과업, 기본 3회 병렬 실행)</w:t>
             </w:r>
           </w:p>
         </w:tc>
@@ -11075,7 +11075,7 @@
                 <w:sz w:val="18"/>
                 <w:szCs w:val="18"/>
               </w:rPr>
-              <w:t xml:space="preserve">1회 측정 LLM 비용 (중형 모델 기준)</w:t>
+              <w:t xml:space="preserve">에이전트 실행 1회 LLM 비용 (중형 모델 기준, 기본 3회 반복 시 약 1,500원)</w:t>
             </w:r>
           </w:p>
         </w:tc>
@@ -15183,7 +15183,7 @@
         <w:rPr>
           <w:rFonts w:ascii="Malgun Gothic" w:cs="Malgun Gothic" w:eastAsia="Malgun Gothic" w:hAnsi="Malgun Gothic"/>
         </w:rPr>
-        <w:t xml:space="preserve">소형 VLM 증류: 쌓인 에이전트 로그로 오픈 모델을 학습해 측정 비용 절감</w:t>
+        <w:t xml:space="preserve">소형 AI 모델 자체 학습: 쌓인 에이전트 로그로 작은 오픈 모델을 학습해 측정 비용 절감</w:t>
       </w:r>
     </w:p>
     <w:p>

--- a/docs/StepMeter_서비스기획서.docx
+++ b/docs/StepMeter_서비스기획서.docx
@@ -710,7 +710,7 @@
         <w:rPr>
           <w:rFonts w:ascii="Malgun Gothic" w:cs="Malgun Gothic" w:eastAsia="Malgun Gothic" w:hAnsi="Malgun Gothic"/>
         </w:rPr>
-        <w:t xml:space="preserve">여기에 팀이 직접 만들고 다듬는 AI 모델 네 가지를 더한다. ① 사람이 실제로 걸린 시간을 모아 "사람이면 몇 초 걸릴지"를 예측하는 소요 시간 모델, ② 찾아낸 문제의 중요도를 매기는 이슈 점수, ③ 벤치마크 점수가 오르도록 다듬은 에이전트 프롬프트, ④ AI에게 보여줄 버튼만 골라 비용을 줄이는 요소 후보 순위 모델이다.</w:t>
+        <w:t xml:space="preserve">여기에 팀이 직접 학습하는 모델 2개를 더한다. ① 사람이 실제로 걸린 시간을 모아 "사람이면 몇 초 걸릴지"를 예측하는 소요 시간 모델, ② 찾아낸 문제의 중요도를 매기는 이슈 점수다. 에이전트 판단은 상용 LLM을 그대로 쓰고 실패 사례를 보며 프롬프트를 고치며, 대비비·접근 가능한 이름 같은 접근성 검사는 검증된 도구인 axe-core를 활용한다.</w:t>
       </w:r>
     </w:p>
     <w:tbl>
@@ -1061,7 +1061,7 @@
                 <w:sz w:val="18"/>
                 <w:szCs w:val="18"/>
               </w:rPr>
-              <w:t xml:space="preserve">소요 시간 예측, 이슈 점수, 프롬프트 최적화, 요소 후보 순위 모델</w:t>
+              <w:t xml:space="preserve">직접 학습하는 모델 2개(소요 시간, 이슈 점수) + 상용 LLM·axe-core 활용</w:t>
             </w:r>
           </w:p>
         </w:tc>
@@ -10299,7 +10299,7 @@
                 <w:sz w:val="18"/>
                 <w:szCs w:val="18"/>
               </w:rPr>
-              <w:t xml:space="preserve">프롬프트 최적화 후 과업 완주율 (테스트 세트)</w:t>
+              <w:t xml:space="preserve">프롬프트 개선 후 과업 완주율 (테스트 세트)</w:t>
             </w:r>
           </w:p>
         </w:tc>
@@ -10329,104 +10329,7 @@
                 <w:sz w:val="18"/>
                 <w:szCs w:val="18"/>
               </w:rPr>
-              <w:t xml:space="preserve">최적화 전보다 높을 것</w:t>
-            </w:r>
-          </w:p>
-        </w:tc>
-      </w:tr>
-      <w:tr>
-        <w:trPr>
-          <w:tblHeader w:val="false"/>
-        </w:trPr>
-        <w:tc>
-          <w:tcPr>
-            <w:tcW w:type="dxa" w:w="1455"/>
-            <w:tcBorders>
-              <w:top w:val="none" w:color="FFFFFF" w:sz="0"/>
-              <w:left w:val="none" w:color="FFFFFF" w:sz="0"/>
-              <w:bottom w:val="single" w:color="D9D9D9" w:sz="2"/>
-              <w:right w:val="none" w:color="FFFFFF" w:sz="0"/>
-            </w:tcBorders>
-            <w:tcMar>
-              <w:top w:type="dxa" w:w="70"/>
-              <w:left w:type="dxa" w:w="110"/>
-              <w:bottom w:type="dxa" w:w="70"/>
-              <w:right w:type="dxa" w:w="110"/>
-            </w:tcMar>
-          </w:tcPr>
-          <w:p>
-            <w:pPr>
-              <w:spacing w:after="30" w:line="270"/>
-            </w:pPr>
-            <w:r>
-              <w:rPr>
-                <w:rFonts w:ascii="Malgun Gothic" w:cs="Malgun Gothic" w:eastAsia="Malgun Gothic" w:hAnsi="Malgun Gothic"/>
-                <w:b/>
-                <w:bCs/>
-                <w:sz w:val="18"/>
-                <w:szCs w:val="18"/>
-              </w:rPr>
-              <w:t xml:space="preserve">AI 모델</w:t>
-            </w:r>
-          </w:p>
-        </w:tc>
-        <w:tc>
-          <w:tcPr>
-            <w:tcW w:type="dxa" w:w="5455"/>
-            <w:tcBorders>
-              <w:top w:val="none" w:color="FFFFFF" w:sz="0"/>
-              <w:left w:val="none" w:color="FFFFFF" w:sz="0"/>
-              <w:bottom w:val="single" w:color="D9D9D9" w:sz="2"/>
-              <w:right w:val="none" w:color="FFFFFF" w:sz="0"/>
-            </w:tcBorders>
-            <w:tcMar>
-              <w:top w:type="dxa" w:w="70"/>
-              <w:left w:type="dxa" w:w="110"/>
-              <w:bottom w:type="dxa" w:w="70"/>
-              <w:right w:type="dxa" w:w="110"/>
-            </w:tcMar>
-          </w:tcPr>
-          <w:p>
-            <w:pPr>
-              <w:spacing w:after="30" w:line="270"/>
-            </w:pPr>
-            <w:r>
-              <w:rPr>
-                <w:rFonts w:ascii="Malgun Gothic" w:cs="Malgun Gothic" w:eastAsia="Malgun Gothic" w:hAnsi="Malgun Gothic"/>
-                <w:sz w:val="18"/>
-                <w:szCs w:val="18"/>
-              </w:rPr>
-              <w:t xml:space="preserve">요소 후보 순위 모델의 요소 목록 토큰 절감 (오프라인 평가, 온라인 적용 시 완주율 하락 2%p 이내)</w:t>
-            </w:r>
-          </w:p>
-        </w:tc>
-        <w:tc>
-          <w:tcPr>
-            <w:tcW w:type="dxa" w:w="2728"/>
-            <w:tcBorders>
-              <w:top w:val="none" w:color="FFFFFF" w:sz="0"/>
-              <w:left w:val="none" w:color="FFFFFF" w:sz="0"/>
-              <w:bottom w:val="single" w:color="D9D9D9" w:sz="2"/>
-              <w:right w:val="none" w:color="FFFFFF" w:sz="0"/>
-            </w:tcBorders>
-            <w:tcMar>
-              <w:top w:type="dxa" w:w="70"/>
-              <w:left w:type="dxa" w:w="110"/>
-              <w:bottom w:type="dxa" w:w="70"/>
-              <w:right w:type="dxa" w:w="110"/>
-            </w:tcMar>
-          </w:tcPr>
-          <w:p>
-            <w:pPr>
-              <w:spacing w:after="30" w:line="270"/>
-            </w:pPr>
-            <w:r>
-              <w:rPr>
-                <w:rFonts w:ascii="Malgun Gothic" w:cs="Malgun Gothic" w:eastAsia="Malgun Gothic" w:hAnsi="Malgun Gothic"/>
-                <w:sz w:val="18"/>
-                <w:szCs w:val="18"/>
-              </w:rPr>
-              <w:t xml:space="preserve">50% 이상</w:t>
+              <w:t xml:space="preserve">개선 전보다 높을 것</w:t>
             </w:r>
           </w:p>
         </w:tc>
@@ -11445,7 +11348,7 @@
                 <w:sz w:val="18"/>
                 <w:szCs w:val="18"/>
               </w:rPr>
-              <w:t xml:space="preserve">기획서·와이어프레임 확정, 역할 배정, 스테이징 배포 환경, 에이전트 프로토타입이 벤치마크 페이지 1개 완주, 사람 데이터 수집 도구·동의서 준비, 연구윤리(IRB) 심의 필요 여부 확인</w:t>
+              <w:t xml:space="preserve">기획서·와이어프레임 확정, 역할 배정, 스테이징 배포 환경, 에이전트 프로토타입이 벤치마크 페이지 1개 완주, 사람 데이터 수집 도구·동의서 준비, 연구윤리(IRB) 심의 필요 여부 확인, 벤치마크 페이지 1개에서 측정 요청 → 실행 → 지표 1개 → 리포트까지 연결</w:t>
             </w:r>
           </w:p>
         </w:tc>
@@ -11639,7 +11542,7 @@
                 <w:sz w:val="18"/>
                 <w:szCs w:val="18"/>
               </w:rPr>
-              <w:t xml:space="preserve">재측정 비교, 개선 제안, 재생 안정화·기준 편차 판정, 보정 계수·이슈 점수 v1 적용, 요소 순위 모델 v1 학습(온라인 적용은 조건부), 벤치마크 1차 평가</w:t>
+              <w:t xml:space="preserve">재측정 비교, 개선 제안, 재생 안정화·기준 편차 판정, 보정 계수·이슈 점수 v1 적용, 벤치마크 1차 평가</w:t>
             </w:r>
           </w:p>
         </w:tc>
@@ -12642,7 +12545,7 @@
                 <w:sz w:val="18"/>
                 <w:szCs w:val="18"/>
               </w:rPr>
-              <w:t xml:space="preserve">프롬프트 최적화</w:t>
+              <w:t xml:space="preserve">프롬프트 개선(수동)</w:t>
             </w:r>
           </w:p>
         </w:tc>
@@ -13206,7 +13109,7 @@
                 <w:sz w:val="18"/>
                 <w:szCs w:val="18"/>
               </w:rPr>
-              <w:t xml:space="preserve">학습 데이터 파이프라인, 요소 후보 순위 모델</w:t>
+              <w:t xml:space="preserve">학습 데이터 정리</w:t>
             </w:r>
           </w:p>
         </w:tc>
@@ -14798,7 +14701,7 @@
                 <w:sz w:val="18"/>
                 <w:szCs w:val="18"/>
               </w:rPr>
-              <w:t xml:space="preserve">요소 수집·매칭은 수집·매칭 역할, 요소 순위 모델 학습과 병렬 반복 실행은 플랫폼 백엔드 역할로 분리, 경로 고정 재생 v1을 S3로 당김, 요소 순위 모델의 온라인 적용은 S4 시작 시 조건부 결정</w:t>
+              <w:t xml:space="preserve">요소 수집·매칭은 수집·매칭 역할, 병렬 반복 실행은 플랫폼 백엔드 역할로 분리, 경로 고정 재생 v1을 S3로 당김</w:t>
             </w:r>
           </w:p>
         </w:tc>

--- a/docs/StepMeter_서비스기획서.docx
+++ b/docs/StepMeter_서비스기획서.docx
@@ -335,7 +335,7 @@
                 <w:sz w:val="18"/>
                 <w:szCs w:val="18"/>
               </w:rPr>
-              <w:t xml:space="preserve">2026년 9월 25일</w:t>
+              <w:t xml:space="preserve">2026년 9월 25일 (10월 26일 개정 v1.1 · 재기준선)</w:t>
             </w:r>
           </w:p>
         </w:tc>
@@ -402,7 +402,7 @@
                 <w:sz w:val="18"/>
                 <w:szCs w:val="18"/>
               </w:rPr>
-              <w:t xml:space="preserve">2026년 2학기 (9월 28일 ~ 12월 20일, 12주)</w:t>
+              <w:t xml:space="preserve">2026년 2학기 (9월 28일 ~ 12월 20일). 10월 26일부터 남은 8주를 주 단위로 재계획</w:t>
             </w:r>
           </w:p>
         </w:tc>
@@ -710,7 +710,7 @@
         <w:rPr>
           <w:rFonts w:ascii="Malgun Gothic" w:cs="Malgun Gothic" w:eastAsia="Malgun Gothic" w:hAnsi="Malgun Gothic"/>
         </w:rPr>
-        <w:t xml:space="preserve">여기에 팀이 직접 학습하는 모델 2개를 더한다. ① 사람이 실제로 걸린 시간을 모아 "사람이면 몇 초 걸릴지"를 예측하는 소요 시간 모델, ② 찾아낸 문제의 중요도를 매기는 이슈 점수다. 에이전트 판단은 상용 LLM을 그대로 쓰고 실패 사례를 보며 프롬프트를 고치며, 대비비·접근 가능한 이름 같은 접근성 검사는 검증된 도구인 axe-core를 활용한다.</w:t>
+        <w:t xml:space="preserve">여기에 팀이 직접 학습하는 모델 2개를 더한다. ① 학계 표준 KLM 모델에 사람 실험 데이터로 보정 계수를 더해 "사람이면 몇 초 걸릴지"를 예측하는 소요 시간 모델, ② 찾아낸 문제의 중요도를 매기는 이슈 점수다. 에이전트 판단은 상용 LLM을 그대로 쓰고 실패 사례를 보며 프롬프트를 고치며, 대비비·접근 가능한 이름 같은 접근성 검사는 검증된 도구인 axe-core를 활용한다.</w:t>
       </w:r>
     </w:p>
     <w:tbl>
@@ -994,7 +994,7 @@
                 <w:sz w:val="18"/>
                 <w:szCs w:val="18"/>
               </w:rPr>
-              <w:t xml:space="preserve">브라우저에서 직접 읽은 측정값, 사람 데이터로 보정한 소요 시간, 지난 경로를 그대로 다시 따라가는 재생으로 배포마다 UX가 나빠졌는지 비교 (실사용자 없이 가능)</w:t>
+              <w:t xml:space="preserve">브라우저에서 직접 읽은 측정값, 사람 기준 소요 시간(KLM, 사람 실험으로 보정), 지난 경로를 그대로 다시 따라가는 재생으로 배포마다 UX가 나빠졌는지 비교 (실사용자 없이 가능)</w:t>
             </w:r>
           </w:p>
         </w:tc>
@@ -1195,7 +1195,7 @@
                 <w:sz w:val="18"/>
                 <w:szCs w:val="18"/>
               </w:rPr>
-              <w:t xml:space="preserve">웹(데스크톱 + 모바일 뷰포트). 네이티브 앱은 제외</w:t>
+              <w:t xml:space="preserve">웹(데스크톱 + 모바일 뷰포트). 네이티브 앱은 제외. 10월 26일 재기준선으로 남은 8주는 P0에 집중</w:t>
             </w:r>
           </w:p>
         </w:tc>
@@ -3853,7 +3853,7 @@
                 <w:sz w:val="18"/>
                 <w:szCs w:val="18"/>
               </w:rPr>
-              <w:t xml:space="preserve">브라우저 측정값 + 사람 데이터 보정</w:t>
+              <w:t xml:space="preserve">브라우저 측정값 + KLM(사람 실험 보정)</w:t>
             </w:r>
           </w:p>
         </w:tc>
@@ -4429,7 +4429,7 @@
                 <w:sz w:val="18"/>
                 <w:szCs w:val="18"/>
               </w:rPr>
-              <w:t xml:space="preserve">O (자체 벤치마크)</w:t>
+              <w:t xml:space="preserve">O (홀드아웃 벤치마크)</w:t>
             </w:r>
           </w:p>
         </w:tc>
@@ -4495,7 +4495,7 @@
         <w:rPr>
           <w:rFonts w:ascii="Malgun Gothic" w:cs="Malgun Gothic" w:eastAsia="Malgun Gothic" w:hAnsi="Malgun Gothic"/>
         </w:rPr>
-        <w:t xml:space="preserve">AI 에이전트가 과업에 걸린 시간은 사람의 사용 시간과 관계가 없다. StepMeter는 사람의 조작을 클릭·타자·생각 같은 동작으로 나눠 시간을 더하는 학계 표준 모델(KLM)의 값을 기본으로 두고, 참가자 20~30명의 실제 마우스 궤적과 소요 시간으로 보정 계수를 구해 사람 기준 예상 소요 시간을 계산한다. 보정이 실패해도 문헌값으로 계산하므로 결과가 무너지지 않는다.</w:t>
+        <w:t xml:space="preserve">AI 에이전트가 과업에 걸린 시간은 사람의 사용 시간과 관계가 없다. StepMeter는 사람의 조작을 클릭·타자·생각 같은 동작으로 나눠 시간을 더하는 학계 표준 모델(KLM)의 값을 기본으로 두고, 참가자 12~15명의 실제 마우스 궤적과 소요 시간으로 보정 계수를 구해 사람 기준 예상 소요 시간을 계산한다. 보정을 못 하거나 실패해도 문헌값으로 계산하므로 결과가 무너지지 않는다(이 경우 리포트에 '보정'이라고 표시하지 않는다).</w:t>
       </w:r>
     </w:p>
     <w:p>
@@ -4539,7 +4539,7 @@
         <w:rPr>
           <w:rFonts w:ascii="Malgun Gothic" w:cs="Malgun Gothic" w:eastAsia="Malgun Gothic" w:hAnsi="Malgun Gothic"/>
         </w:rPr>
-        <w:t xml:space="preserve">규칙이 찾은 문제 후보에 가중치 점수를 매겨 우선순위순으로 보여주고, 점수가 낮은 것은 참고로 분리한다. 검출 정확도는 결함을 심어둔 벤치마크 40개 페이지로 측정해 공개하고, LLM에 스크린샷만 주는 방식과 비교한 결과도 함께 제시한다.</w:t>
+        <w:t xml:space="preserve">규칙이 찾은 문제 후보에 가중치 점수를 매겨 우선순위순으로 보여주고, 점수가 낮은 것은 참고로 분리한다. 검출 정확도는 UI 스택이 서로 다른 실제 오픈소스 앱 6개에 결함을 주입한 벤치마크로 재되, 최종 수치는 규칙을 만든 사람이 보지 않은 홀드아웃 앱 2개에서 측정해 공개한다. 규칙에 맞춰 만든 페이지로만 재면 정확도가 저절로 높게 나오기 때문이다. LLM에 스크린샷만 주는 방식, axe-core만 쓰는 방식과 비교한 결과도 함께 제시한다.</w:t>
       </w:r>
     </w:p>
     <w:p>
@@ -4581,7 +4581,7 @@
         <w:rPr>
           <w:rFonts w:ascii="Malgun Gothic" w:cs="Malgun Gothic" w:eastAsia="Malgun Gothic" w:hAnsi="Malgun Gothic"/>
         </w:rPr>
-        <w:t xml:space="preserve">P0는 이번 학기 필수, P1은 P0 완료 후 진행, P2는 학기 이후 확장 후보다.</w:t>
+        <w:t xml:space="preserve">P0는 이번 학기 필수, P1은 P0 완료 후 진행, P2는 학기 이후 확장 후보다. (10월 26일 재기준선: F11을 P0로 올리고 최소 접근 제어 F17을 P0로 추가했다. P1 중 F14만 M3 통과 시 조건부로 진행하고, F12·F13은 학기 범위에서 제외한다.)</w:t>
       </w:r>
     </w:p>
     <w:tbl>
@@ -5717,7 +5717,7 @@
                 <w:sz w:val="18"/>
                 <w:szCs w:val="18"/>
               </w:rPr>
-              <w:t xml:space="preserve">390×844 화면에서 터치 기준으로 측정, 엄지 도달 구역 표시</w:t>
+              <w:t xml:space="preserve">390×844 화면에서 터치 기준으로 측정, 엄지 도달 구역 표시. 예상 소요 시간은 표시하지 않음</w:t>
             </w:r>
           </w:p>
         </w:tc>
@@ -5844,7 +5844,7 @@
                 <w:sz w:val="18"/>
                 <w:szCs w:val="18"/>
               </w:rPr>
-              <w:t xml:space="preserve">사람 데이터로 보정한 시간 모델로 과업 전체와 단계별 예상 소요 시간 계산</w:t>
+              <w:t xml:space="preserve">학계 표준 KLM 모델로 과업 전체와 단계별 예상 소요 시간 계산. 사람 실험이 되면 보정 계수 적용. 데스크톱만 표시</w:t>
             </w:r>
           </w:p>
         </w:tc>
@@ -6098,7 +6098,7 @@
                 <w:sz w:val="18"/>
                 <w:szCs w:val="18"/>
               </w:rPr>
-              <w:t xml:space="preserve">프로젝트별 측정 목록과 지표 추이</w:t>
+              <w:t xml:space="preserve">프로젝트별 측정 목록과 지표 추이 차트</w:t>
             </w:r>
           </w:p>
         </w:tc>
@@ -6129,7 +6129,7 @@
                 <w:sz w:val="18"/>
                 <w:szCs w:val="18"/>
               </w:rPr>
-              <w:t xml:space="preserve">P1</w:t>
+              <w:t xml:space="preserve">P0</w:t>
             </w:r>
           </w:p>
         </w:tc>
@@ -6256,7 +6256,7 @@
                 <w:sz w:val="18"/>
                 <w:szCs w:val="18"/>
               </w:rPr>
-              <w:t xml:space="preserve">P1</w:t>
+              <w:t xml:space="preserve">P1 (학기 범위 외)</w:t>
             </w:r>
           </w:p>
         </w:tc>
@@ -6383,7 +6383,7 @@
                 <w:sz w:val="18"/>
                 <w:szCs w:val="18"/>
               </w:rPr>
-              <w:t xml:space="preserve">P1</w:t>
+              <w:t xml:space="preserve">P1 (학기 범위 외)</w:t>
             </w:r>
           </w:p>
         </w:tc>
@@ -6510,7 +6510,7 @@
                 <w:sz w:val="18"/>
                 <w:szCs w:val="18"/>
               </w:rPr>
-              <w:t xml:space="preserve">P1</w:t>
+              <w:t xml:space="preserve">P1 (M3 통과 시 W5 착수)</w:t>
             </w:r>
           </w:p>
         </w:tc>
@@ -6765,6 +6765,133 @@
                 <w:szCs w:val="18"/>
               </w:rPr>
               <w:t xml:space="preserve">P2</w:t>
+            </w:r>
+          </w:p>
+        </w:tc>
+      </w:tr>
+      <w:tr>
+        <w:trPr>
+          <w:tblHeader w:val="false"/>
+        </w:trPr>
+        <w:tc>
+          <w:tcPr>
+            <w:tcW w:type="dxa" w:w="869"/>
+            <w:tcBorders>
+              <w:top w:val="none" w:color="FFFFFF" w:sz="0"/>
+              <w:left w:val="none" w:color="FFFFFF" w:sz="0"/>
+              <w:bottom w:val="single" w:color="000000" w:sz="10"/>
+              <w:right w:val="none" w:color="FFFFFF" w:sz="0"/>
+            </w:tcBorders>
+            <w:tcMar>
+              <w:top w:type="dxa" w:w="70"/>
+              <w:left w:type="dxa" w:w="110"/>
+              <w:bottom w:type="dxa" w:w="70"/>
+              <w:right w:type="dxa" w:w="110"/>
+            </w:tcMar>
+          </w:tcPr>
+          <w:p>
+            <w:pPr>
+              <w:spacing w:after="30" w:line="270"/>
+              <w:jc w:val="center"/>
+            </w:pPr>
+            <w:r>
+              <w:rPr>
+                <w:rFonts w:ascii="Malgun Gothic" w:cs="Malgun Gothic" w:eastAsia="Malgun Gothic" w:hAnsi="Malgun Gothic"/>
+                <w:sz w:val="18"/>
+                <w:szCs w:val="18"/>
+              </w:rPr>
+              <w:t xml:space="preserve">F17</w:t>
+            </w:r>
+          </w:p>
+        </w:tc>
+        <w:tc>
+          <w:tcPr>
+            <w:tcW w:type="dxa" w:w="1896"/>
+            <w:tcBorders>
+              <w:top w:val="none" w:color="FFFFFF" w:sz="0"/>
+              <w:left w:val="none" w:color="FFFFFF" w:sz="0"/>
+              <w:bottom w:val="single" w:color="000000" w:sz="10"/>
+              <w:right w:val="none" w:color="FFFFFF" w:sz="0"/>
+            </w:tcBorders>
+            <w:tcMar>
+              <w:top w:type="dxa" w:w="70"/>
+              <w:left w:type="dxa" w:w="110"/>
+              <w:bottom w:type="dxa" w:w="70"/>
+              <w:right w:type="dxa" w:w="110"/>
+            </w:tcMar>
+          </w:tcPr>
+          <w:p>
+            <w:pPr>
+              <w:spacing w:after="30" w:line="270"/>
+            </w:pPr>
+            <w:r>
+              <w:rPr>
+                <w:rFonts w:ascii="Malgun Gothic" w:cs="Malgun Gothic" w:eastAsia="Malgun Gothic" w:hAnsi="Malgun Gothic"/>
+                <w:sz w:val="18"/>
+                <w:szCs w:val="18"/>
+              </w:rPr>
+              <w:t xml:space="preserve">최소 접근 제어</w:t>
+            </w:r>
+          </w:p>
+        </w:tc>
+        <w:tc>
+          <w:tcPr>
+            <w:tcW w:type="dxa" w:w="5688"/>
+            <w:tcBorders>
+              <w:top w:val="none" w:color="FFFFFF" w:sz="0"/>
+              <w:left w:val="none" w:color="FFFFFF" w:sz="0"/>
+              <w:bottom w:val="single" w:color="000000" w:sz="10"/>
+              <w:right w:val="none" w:color="FFFFFF" w:sz="0"/>
+            </w:tcBorders>
+            <w:tcMar>
+              <w:top w:type="dxa" w:w="70"/>
+              <w:left w:type="dxa" w:w="110"/>
+              <w:bottom w:type="dxa" w:w="70"/>
+              <w:right w:type="dxa" w:w="110"/>
+            </w:tcMar>
+          </w:tcPr>
+          <w:p>
+            <w:pPr>
+              <w:spacing w:after="30" w:line="270"/>
+            </w:pPr>
+            <w:r>
+              <w:rPr>
+                <w:rFonts w:ascii="Malgun Gothic" w:cs="Malgun Gothic" w:eastAsia="Malgun Gothic" w:hAnsi="Malgun Gothic"/>
+                <w:sz w:val="18"/>
+                <w:szCs w:val="18"/>
+              </w:rPr>
+              <w:t xml:space="preserve">초대 코드로 사용자 제한, 프로젝트별 일일 측정 상한(기본 10회). 재생만 하는 측정은 상한에서 제외</w:t>
+            </w:r>
+          </w:p>
+        </w:tc>
+        <w:tc>
+          <w:tcPr>
+            <w:tcW w:type="dxa" w:w="1185"/>
+            <w:tcBorders>
+              <w:top w:val="none" w:color="FFFFFF" w:sz="0"/>
+              <w:left w:val="none" w:color="FFFFFF" w:sz="0"/>
+              <w:bottom w:val="single" w:color="000000" w:sz="10"/>
+              <w:right w:val="none" w:color="FFFFFF" w:sz="0"/>
+            </w:tcBorders>
+            <w:tcMar>
+              <w:top w:type="dxa" w:w="70"/>
+              <w:left w:type="dxa" w:w="110"/>
+              <w:bottom w:type="dxa" w:w="70"/>
+              <w:right w:type="dxa" w:w="110"/>
+            </w:tcMar>
+          </w:tcPr>
+          <w:p>
+            <w:pPr>
+              <w:spacing w:after="30" w:line="270"/>
+              <w:jc w:val="center"/>
+            </w:pPr>
+            <w:r>
+              <w:rPr>
+                <w:rFonts w:ascii="Malgun Gothic" w:cs="Malgun Gothic" w:eastAsia="Malgun Gothic" w:hAnsi="Malgun Gothic"/>
+                <w:sz w:val="18"/>
+                <w:szCs w:val="18"/>
+              </w:rPr>
+              <w:t xml:space="preserve">P0</w:t>
             </w:r>
           </w:p>
         </w:tc>
@@ -7937,7 +8064,7 @@
                 <w:sz w:val="18"/>
                 <w:szCs w:val="18"/>
               </w:rPr>
-              <w:t xml:space="preserve">오차 범위와 함께 표시, 이전 측정 대비 변화</w:t>
+              <w:t xml:space="preserve">오차 범위와 함께 표시, 이전 측정 대비 변화. 데스크톱만</w:t>
             </w:r>
           </w:p>
         </w:tc>
@@ -8675,7 +8802,7 @@
                 <w:sz w:val="18"/>
                 <w:szCs w:val="18"/>
               </w:rPr>
-              <w:t xml:space="preserve">눌렀는데 화면·주소·요청 변화가 없는 클릭</w:t>
+              <w:t xml:space="preserve">눌렀는데 화면·주소·요청에 의미 있는 변화가 없는 클릭 (폴링·분석 요청, 캐러셀·타이머 변화는 제외)</w:t>
             </w:r>
           </w:p>
         </w:tc>
@@ -9534,7 +9661,7 @@
         <w:rPr>
           <w:rFonts w:ascii="Malgun Gothic" w:cs="Malgun Gothic" w:eastAsia="Malgun Gothic" w:hAnsi="Malgun Gothic"/>
         </w:rPr>
-        <w:t xml:space="preserve">학기 말에 아래 기준으로 프로젝트를 평가한다. 벤치마크 구성은 개발계획서 8장, 모델 평가 방법은 9장 참고.</w:t>
+        <w:t xml:space="preserve">학기 말에 아래 기준으로 프로젝트를 평가한다. 벤치마크 구성은 개발계획서 8장, 모델 평가 방법은 9장 참고. 벤치마크 정확도는 규칙 작성자가 보지 않은 홀드아웃 앱에서 잰 값을 기준으로 한다.</w:t>
       </w:r>
     </w:p>
     <w:tbl>
@@ -9717,7 +9844,7 @@
                 <w:sz w:val="18"/>
                 <w:szCs w:val="18"/>
               </w:rPr>
-              <w:t xml:space="preserve">벤치마크 문제 검출 정밀도 (오탐이 적은 정도)</w:t>
+              <w:t xml:space="preserve">벤치마크 문제 검출 정밀도 (홀드아웃 앱 통합, 오탐이 적은 정도)</w:t>
             </w:r>
           </w:p>
         </w:tc>
@@ -9814,7 +9941,7 @@
                 <w:sz w:val="18"/>
                 <w:szCs w:val="18"/>
               </w:rPr>
-              <w:t xml:space="preserve">벤치마크 문제 검출 재현율 (놓치지 않는 정도)</w:t>
+              <w:t xml:space="preserve">벤치마크 문제 검출 재현율 (홀드아웃 앱 통합, 놓치지 않는 정도)</w:t>
             </w:r>
           </w:p>
         </w:tc>
@@ -9844,7 +9971,7 @@
                 <w:sz w:val="18"/>
                 <w:szCs w:val="18"/>
               </w:rPr>
-              <w:t xml:space="preserve">0.80 이상</w:t>
+              <w:t xml:space="preserve">0.80 이상 (보조: 앱 단위 교차 검증 평균 병기)</w:t>
             </w:r>
           </w:p>
         </w:tc>
@@ -9911,7 +10038,7 @@
                 <w:sz w:val="18"/>
                 <w:szCs w:val="18"/>
               </w:rPr>
-              <w:t xml:space="preserve">LLM에 스크린샷만 주는 방식 대비 F1</w:t>
+              <w:t xml:space="preserve">LLM에 스크린샷만 주는 방식, axe-core 단독 대비 F1</w:t>
             </w:r>
           </w:p>
         </w:tc>
@@ -9941,7 +10068,7 @@
                 <w:sz w:val="18"/>
                 <w:szCs w:val="18"/>
               </w:rPr>
-              <w:t xml:space="preserve">베이스라인보다 높을 것</w:t>
+              <w:t xml:space="preserve">두 베이스라인보다 높을 것</w:t>
             </w:r>
           </w:p>
         </w:tc>
@@ -9978,7 +10105,7 @@
                 <w:sz w:val="18"/>
                 <w:szCs w:val="18"/>
               </w:rPr>
-              <w:t xml:space="preserve">AI 모델</w:t>
+              <w:t xml:space="preserve">정확도</w:t>
             </w:r>
           </w:p>
         </w:tc>
@@ -10008,7 +10135,7 @@
                 <w:sz w:val="18"/>
                 <w:szCs w:val="18"/>
               </w:rPr>
-              <w:t xml:space="preserve">보정 후 예상 소요 시간 오차 (사람 실측 대비 평균 오차율)</w:t>
+              <w:t xml:space="preserve">실사이트 후보 약 60건 2인 판정</w:t>
             </w:r>
           </w:p>
         </w:tc>
@@ -10038,7 +10165,7 @@
                 <w:sz w:val="18"/>
                 <w:szCs w:val="18"/>
               </w:rPr>
-              <w:t xml:space="preserve">문헌값 단독보다 작을 것</w:t>
+              <w:t xml:space="preserve">판정자 일치도(κ)와 정밀도(95% 신뢰구간) 보고</w:t>
             </w:r>
           </w:p>
         </w:tc>
@@ -10105,7 +10232,7 @@
                 <w:sz w:val="18"/>
                 <w:szCs w:val="18"/>
               </w:rPr>
-              <w:t xml:space="preserve">이슈 점수 적용 후 정밀도 향상 (규칙만 사용 대비)</w:t>
+              <w:t xml:space="preserve">보정 후 예상 소요 시간 오차 (사람 실측 대비 평균 오차율)</w:t>
             </w:r>
           </w:p>
         </w:tc>
@@ -10135,7 +10262,7 @@
                 <w:sz w:val="18"/>
                 <w:szCs w:val="18"/>
               </w:rPr>
-              <w:t xml:space="preserve">+0.05 이상, 재현율 하락 0.05 이내</w:t>
+              <w:t xml:space="preserve">문헌값 단독보다 작을 것 (사람 실험 불가 시 한계로 보고)</w:t>
             </w:r>
           </w:p>
         </w:tc>
@@ -10202,7 +10329,7 @@
                 <w:sz w:val="18"/>
                 <w:szCs w:val="18"/>
               </w:rPr>
-              <w:t xml:space="preserve">학습 분류기 vs 이슈 점수 (실사이트 평가 세트)</w:t>
+              <w:t xml:space="preserve">이슈 점수 적용 후 정밀도 향상 (규칙만 사용 대비)</w:t>
             </w:r>
           </w:p>
         </w:tc>
@@ -10232,7 +10359,7 @@
                 <w:sz w:val="18"/>
                 <w:szCs w:val="18"/>
               </w:rPr>
-              <w:t xml:space="preserve">비교 결과 보고, 이길 때만 교체</w:t>
+              <w:t xml:space="preserve">+0.05 이상, 재현율 하락 0.05 이내</w:t>
             </w:r>
           </w:p>
         </w:tc>
@@ -10299,7 +10426,7 @@
                 <w:sz w:val="18"/>
                 <w:szCs w:val="18"/>
               </w:rPr>
-              <w:t xml:space="preserve">프롬프트 개선 후 과업 완주율 (테스트 세트)</w:t>
+              <w:t xml:space="preserve">휴리스틱 이슈 점수 vs 로지스틱 회귀</w:t>
             </w:r>
           </w:p>
         </w:tc>
@@ -10329,7 +10456,7 @@
                 <w:sz w:val="18"/>
                 <w:szCs w:val="18"/>
               </w:rPr>
-              <w:t xml:space="preserve">개선 전보다 높을 것</w:t>
+              <w:t xml:space="preserve">비교 결과(ablation) 보고</w:t>
             </w:r>
           </w:p>
         </w:tc>
@@ -10366,7 +10493,7 @@
                 <w:sz w:val="18"/>
                 <w:szCs w:val="18"/>
               </w:rPr>
-              <w:t xml:space="preserve">안정성</w:t>
+              <w:t xml:space="preserve">AI 모델</w:t>
             </w:r>
           </w:p>
         </w:tc>
@@ -10396,7 +10523,7 @@
                 <w:sz w:val="18"/>
                 <w:szCs w:val="18"/>
               </w:rPr>
-              <w:t xml:space="preserve">같은 화면 재측정 시 화면 고정 지표 값</w:t>
+              <w:t xml:space="preserve">프롬프트 개선 후 과업 완주율 (홀드아웃 앱)</w:t>
             </w:r>
           </w:p>
         </w:tc>
@@ -10426,7 +10553,7 @@
                 <w:sz w:val="18"/>
                 <w:szCs w:val="18"/>
               </w:rPr>
-              <w:t xml:space="preserve">완전히 동일</w:t>
+              <w:t xml:space="preserve">개선 전보다 높을 것</w:t>
             </w:r>
           </w:p>
         </w:tc>
@@ -10493,7 +10620,7 @@
                 <w:sz w:val="18"/>
                 <w:szCs w:val="18"/>
               </w:rPr>
-              <w:t xml:space="preserve">정상 벤치마크 페이지 과업 완주율</w:t>
+              <w:t xml:space="preserve">같은 화면 재측정 시 화면 고정 지표 값</w:t>
             </w:r>
           </w:p>
         </w:tc>
@@ -10523,7 +10650,7 @@
                 <w:sz w:val="18"/>
                 <w:szCs w:val="18"/>
               </w:rPr>
-              <w:t xml:space="preserve">80% 이상</w:t>
+              <w:t xml:space="preserve">완전히 동일</w:t>
             </w:r>
           </w:p>
         </w:tc>
@@ -10560,7 +10687,7 @@
                 <w:sz w:val="18"/>
                 <w:szCs w:val="18"/>
               </w:rPr>
-              <w:t xml:space="preserve">회귀 감지</w:t>
+              <w:t xml:space="preserve">안정성</w:t>
             </w:r>
           </w:p>
         </w:tc>
@@ -10590,7 +10717,7 @@
                 <w:sz w:val="18"/>
                 <w:szCs w:val="18"/>
               </w:rPr>
-              <w:t xml:space="preserve">정상·악화 버전 쌍 10개 중 악화 판정</w:t>
+              <w:t xml:space="preserve">정상 기준선 페이지 과업 완주율</w:t>
             </w:r>
           </w:p>
         </w:tc>
@@ -10620,7 +10747,7 @@
                 <w:sz w:val="18"/>
                 <w:szCs w:val="18"/>
               </w:rPr>
-              <w:t xml:space="preserve">9개 이상</w:t>
+              <w:t xml:space="preserve">80% 이상</w:t>
             </w:r>
           </w:p>
         </w:tc>
@@ -10687,7 +10814,7 @@
                 <w:sz w:val="18"/>
                 <w:szCs w:val="18"/>
               </w:rPr>
-              <w:t xml:space="preserve">문구 변경 버전 10개 재생 완주 (사용자 확인 없이) / 잘못된 매칭</w:t>
+              <w:t xml:space="preserve">정상·악화 버전 쌍 10개 중 악화 판정</w:t>
             </w:r>
           </w:p>
         </w:tc>
@@ -10717,7 +10844,7 @@
                 <w:sz w:val="18"/>
                 <w:szCs w:val="18"/>
               </w:rPr>
-              <w:t xml:space="preserve">8개 이상 / 0건</w:t>
+              <w:t xml:space="preserve">9개 이상</w:t>
             </w:r>
           </w:p>
         </w:tc>
@@ -10784,7 +10911,7 @@
                 <w:sz w:val="18"/>
                 <w:szCs w:val="18"/>
               </w:rPr>
-              <w:t xml:space="preserve">같은 버전 10회 재측정 시 악화 오경보</w:t>
+              <w:t xml:space="preserve">문구 변경 버전 10개 재생 완주 (사용자 확인 없이) / 잘못된 매칭</w:t>
             </w:r>
           </w:p>
         </w:tc>
@@ -10814,7 +10941,7 @@
                 <w:sz w:val="18"/>
                 <w:szCs w:val="18"/>
               </w:rPr>
-              <w:t xml:space="preserve">1회 이하</w:t>
+              <w:t xml:space="preserve">8개 이상 / 0건</w:t>
             </w:r>
           </w:p>
         </w:tc>
@@ -10851,7 +10978,7 @@
                 <w:sz w:val="18"/>
                 <w:szCs w:val="18"/>
               </w:rPr>
-              <w:t xml:space="preserve">성능</w:t>
+              <w:t xml:space="preserve">회귀 감지</w:t>
             </w:r>
           </w:p>
         </w:tc>
@@ -10881,7 +11008,7 @@
                 <w:sz w:val="18"/>
                 <w:szCs w:val="18"/>
               </w:rPr>
-              <w:t xml:space="preserve">측정 1건 소요 시간 (데스크톱, 20단계 이내 과업, 기본 3회 병렬 실행)</w:t>
+              <w:t xml:space="preserve">같은 버전 10회 재측정 시 악화 오경보</w:t>
             </w:r>
           </w:p>
         </w:tc>
@@ -10911,7 +11038,7 @@
                 <w:sz w:val="18"/>
                 <w:szCs w:val="18"/>
               </w:rPr>
-              <w:t xml:space="preserve">5분 이내</w:t>
+              <w:t xml:space="preserve">1회 이하</w:t>
             </w:r>
           </w:p>
         </w:tc>
@@ -10948,7 +11075,7 @@
                 <w:sz w:val="18"/>
                 <w:szCs w:val="18"/>
               </w:rPr>
-              <w:t xml:space="preserve">비용</w:t>
+              <w:t xml:space="preserve">성능</w:t>
             </w:r>
           </w:p>
         </w:tc>
@@ -10978,7 +11105,7 @@
                 <w:sz w:val="18"/>
                 <w:szCs w:val="18"/>
               </w:rPr>
-              <w:t xml:space="preserve">에이전트 실행 1회 LLM 비용 (중형 모델 기준, 기본 3회 반복 시 약 1,500원)</w:t>
+              <w:t xml:space="preserve">측정 1건 소요 시간 (데스크톱, 20단계 이내 과업, 기본 3회 병렬 실행)</w:t>
             </w:r>
           </w:p>
         </w:tc>
@@ -11008,7 +11135,7 @@
                 <w:sz w:val="18"/>
                 <w:szCs w:val="18"/>
               </w:rPr>
-              <w:t xml:space="preserve">약 500원 이하</w:t>
+              <w:t xml:space="preserve">5분 이내</w:t>
             </w:r>
           </w:p>
         </w:tc>
@@ -11045,6 +11172,103 @@
                 <w:sz w:val="18"/>
                 <w:szCs w:val="18"/>
               </w:rPr>
+              <w:t xml:space="preserve">비용</w:t>
+            </w:r>
+          </w:p>
+        </w:tc>
+        <w:tc>
+          <w:tcPr>
+            <w:tcW w:type="dxa" w:w="5455"/>
+            <w:tcBorders>
+              <w:top w:val="none" w:color="FFFFFF" w:sz="0"/>
+              <w:left w:val="none" w:color="FFFFFF" w:sz="0"/>
+              <w:bottom w:val="single" w:color="000000" w:sz="10"/>
+              <w:right w:val="none" w:color="FFFFFF" w:sz="0"/>
+            </w:tcBorders>
+            <w:tcMar>
+              <w:top w:type="dxa" w:w="70"/>
+              <w:left w:type="dxa" w:w="110"/>
+              <w:bottom w:type="dxa" w:w="70"/>
+              <w:right w:type="dxa" w:w="110"/>
+            </w:tcMar>
+          </w:tcPr>
+          <w:p>
+            <w:pPr>
+              <w:spacing w:after="30" w:line="270"/>
+            </w:pPr>
+            <w:r>
+              <w:rPr>
+                <w:rFonts w:ascii="Malgun Gothic" w:cs="Malgun Gothic" w:eastAsia="Malgun Gothic" w:hAnsi="Malgun Gothic"/>
+                <w:sz w:val="18"/>
+                <w:szCs w:val="18"/>
+              </w:rPr>
+              <w:t xml:space="preserve">에이전트 실행 1회 LLM 비용 (중형 모델, 입출력 단가 반영, 기본 3회 반복 시 약 1,500원)</w:t>
+            </w:r>
+          </w:p>
+        </w:tc>
+        <w:tc>
+          <w:tcPr>
+            <w:tcW w:type="dxa" w:w="2728"/>
+            <w:tcBorders>
+              <w:top w:val="none" w:color="FFFFFF" w:sz="0"/>
+              <w:left w:val="none" w:color="FFFFFF" w:sz="0"/>
+              <w:bottom w:val="single" w:color="000000" w:sz="10"/>
+              <w:right w:val="none" w:color="FFFFFF" w:sz="0"/>
+            </w:tcBorders>
+            <w:tcMar>
+              <w:top w:type="dxa" w:w="70"/>
+              <w:left w:type="dxa" w:w="110"/>
+              <w:bottom w:type="dxa" w:w="70"/>
+              <w:right w:type="dxa" w:w="110"/>
+            </w:tcMar>
+          </w:tcPr>
+          <w:p>
+            <w:pPr>
+              <w:spacing w:after="30" w:line="270"/>
+            </w:pPr>
+            <w:r>
+              <w:rPr>
+                <w:rFonts w:ascii="Malgun Gothic" w:cs="Malgun Gothic" w:eastAsia="Malgun Gothic" w:hAnsi="Malgun Gothic"/>
+                <w:sz w:val="18"/>
+                <w:szCs w:val="18"/>
+              </w:rPr>
+              <w:t xml:space="preserve">약 500원 이하</w:t>
+            </w:r>
+          </w:p>
+        </w:tc>
+      </w:tr>
+      <w:tr>
+        <w:trPr>
+          <w:tblHeader w:val="false"/>
+        </w:trPr>
+        <w:tc>
+          <w:tcPr>
+            <w:tcW w:type="dxa" w:w="1455"/>
+            <w:tcBorders>
+              <w:top w:val="none" w:color="FFFFFF" w:sz="0"/>
+              <w:left w:val="none" w:color="FFFFFF" w:sz="0"/>
+              <w:bottom w:val="single" w:color="000000" w:sz="10"/>
+              <w:right w:val="none" w:color="FFFFFF" w:sz="0"/>
+            </w:tcBorders>
+            <w:tcMar>
+              <w:top w:type="dxa" w:w="70"/>
+              <w:left w:type="dxa" w:w="110"/>
+              <w:bottom w:type="dxa" w:w="70"/>
+              <w:right w:type="dxa" w:w="110"/>
+            </w:tcMar>
+          </w:tcPr>
+          <w:p>
+            <w:pPr>
+              <w:spacing w:after="30" w:line="270"/>
+            </w:pPr>
+            <w:r>
+              <w:rPr>
+                <w:rFonts w:ascii="Malgun Gothic" w:cs="Malgun Gothic" w:eastAsia="Malgun Gothic" w:hAnsi="Malgun Gothic"/>
+                <w:b/>
+                <w:bCs/>
+                <w:sz w:val="18"/>
+                <w:szCs w:val="18"/>
+              </w:rPr>
               <w:t xml:space="preserve">사용자</w:t>
             </w:r>
           </w:p>
@@ -11105,7 +11329,7 @@
                 <w:sz w:val="18"/>
                 <w:szCs w:val="18"/>
               </w:rPr>
-              <w:t xml:space="preserve">5팀 중 4팀 이상</w:t>
+              <w:t xml:space="preserve">참여 팀의 80% 이상 (최소 3팀, 목표 5팀)</w:t>
             </w:r>
           </w:p>
         </w:tc>
@@ -11135,7 +11359,7 @@
         <w:rPr>
           <w:rFonts w:ascii="Malgun Gothic" w:cs="Malgun Gothic" w:eastAsia="Malgun Gothic" w:hAnsi="Malgun Gothic"/>
         </w:rPr>
-        <w:t xml:space="preserve">12주, 2주 단위 스프린트 6회. 중간고사(10월 셋째 주)와 기말고사(12월 셋째 주)가 있는 스프린트는 목표를 줄였다.</w:t>
+        <w:t xml:space="preserve">10월 26일 기준으로 역할 배정 외의 S1·S2 산출물이 없어, 남은 8주(10/26~12/20)를 주 단위(W1~W8)로 다시 계획했다. M1을 제외한 마일스톤 날짜는 원래대로 유지하고, 팀이 AI 코딩 도구를 쓰는 만큼 구현을 앞당기고 통합·검증에 W5~W6 두 주를 둔다. 주별 완료 기준은 개발계획서 14장에 있다.</w:t>
       </w:r>
     </w:p>
     <w:tbl>
@@ -11288,7 +11512,7 @@
                 <w:sz w:val="18"/>
                 <w:szCs w:val="18"/>
               </w:rPr>
-              <w:t xml:space="preserve">M1 기획 확정</w:t>
+              <w:t xml:space="preserve">M1 기반 구축</w:t>
             </w:r>
           </w:p>
         </w:tc>
@@ -11318,7 +11542,7 @@
                 <w:sz w:val="18"/>
                 <w:szCs w:val="18"/>
               </w:rPr>
-              <w:t xml:space="preserve">10월 11일</w:t>
+              <w:t xml:space="preserve">11월 1일 (원래 10월 11일)</w:t>
             </w:r>
           </w:p>
         </w:tc>
@@ -11348,7 +11572,7 @@
                 <w:sz w:val="18"/>
                 <w:szCs w:val="18"/>
               </w:rPr>
-              <w:t xml:space="preserve">기획서·와이어프레임 확정, 역할 배정, 스테이징 배포 환경, 에이전트 프로토타입이 벤치마크 페이지 1개 완주, 사람 데이터 수집 도구·동의서 준비, 연구윤리(IRB) 심의 필요 여부 확인, 벤치마크 페이지 1개에서 측정 요청 → 실행 → 지표 1개 → 리포트까지 연결</w:t>
+              <w:t xml:space="preserve">인터페이스 동결(10/27), 레포·CI·스테이징, 에이전트가 벤치마크 앱 1개 완주, 측정 요청 → 실행 → 지표 → 리포트 수직 연결, 벤치마크 앱 6개 선정, IRB 문의, 외부 사용자 모집 시작, 와이어프레임</w:t>
             </w:r>
           </w:p>
         </w:tc>
@@ -11445,7 +11669,7 @@
                 <w:sz w:val="18"/>
                 <w:szCs w:val="18"/>
               </w:rPr>
-              <w:t xml:space="preserve">측정 요청 → 실행 → 지표 계산 → 리포트까지 데스크톱에서 동작, 벤치마크 40개 완성, 경로 고정 재생 v1, 사람 데이터 수집 완료</w:t>
+              <w:t xml:space="preserve">데스크톱 전체 흐름, 규칙 R01–R07·R10, 리포트 v1, 요소 매칭 v1, 벤치마크 앱 기준선·결함 변이(최소 5앱), 사람 실험 페이지·수집 스크립트·파일럿</w:t>
             </w:r>
           </w:p>
         </w:tc>
@@ -11542,7 +11766,7 @@
                 <w:sz w:val="18"/>
                 <w:szCs w:val="18"/>
               </w:rPr>
-              <w:t xml:space="preserve">재측정 비교, 개선 제안, 재생 안정화·기준 편차 판정, 보정 계수·이슈 점수 v1 적용, 벤치마크 1차 평가</w:t>
+              <w:t xml:space="preserve">재생·재측정 비교, 반복 3회와 기준 편차 판정, R08·R09, 모바일 뷰포트, 측정 이력(F11), 접근 제어(F17), 이슈 점수 v1, KLM 보정 v1(조건부)</w:t>
             </w:r>
           </w:p>
         </w:tc>
@@ -11639,7 +11863,7 @@
                 <w:sz w:val="18"/>
                 <w:szCs w:val="18"/>
               </w:rPr>
-              <w:t xml:space="preserve">모바일 뷰포트, 외부 사용자 테스트 5팀 완료, 이슈 점수·분류기 실사이트 비교, 회귀 쌍 검증, 기능 동결, 운영 배포</w:t>
+              <w:t xml:space="preserve">개발 앱 평가, 실사이트 2인 판정, 외부 사용자 테스트 2회(총 3~5팀), 회귀 쌍 검증, 운영 배포, 기능 동결</w:t>
             </w:r>
           </w:p>
         </w:tc>
@@ -11736,7 +11960,7 @@
                 <w:sz w:val="18"/>
                 <w:szCs w:val="18"/>
               </w:rPr>
-              <w:t xml:space="preserve">최종 벤치마크 결과, 모델 평가 결과, 데모 영상</w:t>
+              <w:t xml:space="preserve">홀드아웃 앱 최종 벤치마크, 모델 평가 결과, 데모 영상</w:t>
             </w:r>
           </w:p>
         </w:tc>
@@ -11766,7 +11990,7 @@
         <w:rPr>
           <w:rFonts w:ascii="Malgun Gothic" w:cs="Malgun Gothic" w:eastAsia="Malgun Gothic" w:hAnsi="Malgun Gothic"/>
         </w:rPr>
-        <w:t xml:space="preserve">PM 1명과 8개 역할로 나눈다. 역할별 담당자는 아직 정하지 않았다(이름·학번 빈칸). AI 모델 트랙이 있는 역할은 역할 업무와 함께 해당 트랙을 맡는다. PM은 통합·QA를 맡고, 벤치마크 페이지는 결함 유형별로 전원이 나눠 만든다. 전체 회의는 주 1회, 역할 간 회의는 필요에 따라 자율로 진행한다.</w:t>
+        <w:t xml:space="preserve">PM 1명과 8개 역할로 나눈다. 역할 배정은 10월 넷째 주에 마쳤다(표의 이름·학번 칸에 기입). AI 모델 트랙이 있는 역할은 역할 업무와 함께 해당 트랙을 맡는다. PM은 통합·QA를 맡는다. 벤치마크 결함 주입과 정답 작성은 규칙을 만드는 역할(측정 지표·규칙, 수집·매칭)을 뺀 역할들이 앱별로 나눠 맡아, 결함을 만드는 사람과 규칙을 만드는 사람을 분리한다. 전체 회의는 주 1회, 역할 간 회의는 필요에 따라 자율로 진행한다.</w:t>
       </w:r>
     </w:p>
     <w:tbl>
@@ -12139,7 +12363,7 @@
                 <w:sz w:val="18"/>
                 <w:szCs w:val="18"/>
               </w:rPr>
-              <w:t xml:space="preserve">업무 조율·일정 관리, 통합·E2E 테스트, 벤치마크 정답 교차 검토, 외부 사용자 테스트 모집, 데모·최종 문서</w:t>
+              <w:t xml:space="preserve">업무 조율·일정 관리, 통합·E2E 테스트, 벤치마크 정답 교차 검토, IRB 확인, 외부 사용자 테스트 모집, 데모·최종 문서</w:t>
             </w:r>
           </w:p>
         </w:tc>
@@ -13079,7 +13303,7 @@
                 <w:sz w:val="18"/>
                 <w:szCs w:val="18"/>
               </w:rPr>
-              <w:t xml:space="preserve">서버, DB, 작업 대기열, 병렬 반복 실행, LLM·클라우드 예산 상한·알림</w:t>
+              <w:t xml:space="preserve">서버, DB, 작업 대기열, 병렬 반복 실행, LLM·클라우드 예산 상한·알림, 초대 코드·일일 측정 상한(F17)</w:t>
             </w:r>
           </w:p>
         </w:tc>
@@ -13267,7 +13491,7 @@
                 <w:sz w:val="18"/>
                 <w:szCs w:val="18"/>
               </w:rPr>
-              <w:t xml:space="preserve">수정 전후 측정 비교와 악화 판정, 배포·CI 관리(S1부터 스테이징), 벤치마크 제작 진행 관리</w:t>
+              <w:t xml:space="preserve">수정 전후 측정 비교와 악화 판정, 배포·CI 관리(W1부터 스테이징), 벤치마크 결함 주입 총괄·평가</w:t>
             </w:r>
           </w:p>
         </w:tc>
@@ -13643,7 +13867,7 @@
                 <w:sz w:val="18"/>
                 <w:szCs w:val="18"/>
               </w:rPr>
-              <w:t xml:space="preserve">측정 요청·진행 화면, 전후 비교 화면, 차트</w:t>
+              <w:t xml:space="preserve">측정 요청·진행 화면, 전후 비교 화면, 차트, 측정 이력 차트(F11)</w:t>
             </w:r>
           </w:p>
         </w:tc>
@@ -13701,7 +13925,7 @@
         <w:rPr>
           <w:rFonts w:ascii="Malgun Gothic" w:cs="Malgun Gothic" w:eastAsia="Malgun Gothic" w:hAnsi="Malgun Gothic"/>
         </w:rPr>
-        <w:t xml:space="preserve">팀에 디자이너가 없다. 리포트 UI 담당이 와이어프레임과 디자인 기준을 잡고, UI 컴포넌트 라이브러리(shadcn/ui)를 기준으로 화면 일관성을 책임진다. S1에 Lighthouse·PageSpeed Insights·axe 리포트 구조를 분석해 와이어프레임에 반영하고, S4부터 StepMeter로 자기 대시보드를 매주 측정한다. 리포트 가독성은 M3, M4에 사용자 테스트로 두 번 확인한다.</w:t>
+        <w:t xml:space="preserve">팀에 디자이너가 없다. 리포트 UI 담당이 와이어프레임과 디자인 기준을 잡고, UI 컴포넌트 라이브러리(shadcn/ui)를 기준으로 화면 일관성을 책임진다. W1에 Lighthouse·PageSpeed Insights·axe 리포트 구조를 분석해 와이어프레임에 반영하고, W4부터 StepMeter로 자기 대시보드를 매주 측정한다. 리포트 가독성은 W5, W6 외부 사용자 테스트로 두 번 확인한다.</w:t>
       </w:r>
     </w:p>
     <w:p>
@@ -13865,7 +14089,7 @@
                 <w:sz w:val="18"/>
                 <w:szCs w:val="18"/>
               </w:rPr>
-              <w:t xml:space="preserve">에이전트가 헤맨 것을 UI 문제로 잘못 판정</w:t>
+              <w:t xml:space="preserve">일정 지연 (S1·S2 미완료)</w:t>
             </w:r>
           </w:p>
         </w:tc>
@@ -13895,7 +14119,7 @@
                 <w:sz w:val="18"/>
                 <w:szCs w:val="18"/>
               </w:rPr>
-              <w:t xml:space="preserve">리포트 신뢰도 하락</w:t>
+              <w:t xml:space="preserve">핵심 기능 미완성</w:t>
             </w:r>
           </w:p>
         </w:tc>
@@ -13925,7 +14149,7 @@
                 <w:sz w:val="18"/>
                 <w:szCs w:val="18"/>
               </w:rPr>
-              <w:t xml:space="preserve">화면 고정 지표를 우선 근거로 쓰고, 사람 데이터와 비교해 에이전트만 헤매는 구간은 "참고" 표시</w:t>
+              <w:t xml:space="preserve">남은 8주를 주 단위로 재계획, 구현은 앞당기고 통합·검증 2주 확보, 못 맞춘 항목은 매주 월요일에 범위 축소 결정</w:t>
             </w:r>
           </w:p>
         </w:tc>
@@ -13962,7 +14186,7 @@
                 <w:sz w:val="18"/>
                 <w:szCs w:val="18"/>
               </w:rPr>
-              <w:t xml:space="preserve">오탐이 많음</w:t>
+              <w:t xml:space="preserve">에이전트가 헤맨 것을 UI 문제로 잘못 판정</w:t>
             </w:r>
           </w:p>
         </w:tc>
@@ -13992,7 +14216,7 @@
                 <w:sz w:val="18"/>
                 <w:szCs w:val="18"/>
               </w:rPr>
-              <w:t xml:space="preserve">사용자가 리포트를 무시</w:t>
+              <w:t xml:space="preserve">리포트 신뢰도 하락</w:t>
             </w:r>
           </w:p>
         </w:tc>
@@ -14022,7 +14246,7 @@
                 <w:sz w:val="18"/>
                 <w:szCs w:val="18"/>
               </w:rPr>
-              <w:t xml:space="preserve">정밀도 우선 목표, 이슈 점수로 우선순위 낮은 판정 분리</w:t>
+              <w:t xml:space="preserve">화면 고정 지표를 우선 근거로 쓰고, 사람 데이터와 비교해 에이전트만 헤매는 구간은 "참고" 표시</w:t>
             </w:r>
           </w:p>
         </w:tc>
@@ -14059,7 +14283,7 @@
                 <w:sz w:val="18"/>
                 <w:szCs w:val="18"/>
               </w:rPr>
-              <w:t xml:space="preserve">에이전트가 과업을 끝까지 못 함</w:t>
+              <w:t xml:space="preserve">오탐이 많음</w:t>
             </w:r>
           </w:p>
         </w:tc>
@@ -14089,7 +14313,7 @@
                 <w:sz w:val="18"/>
                 <w:szCs w:val="18"/>
               </w:rPr>
-              <w:t xml:space="preserve">측정 자체 실패</w:t>
+              <w:t xml:space="preserve">사용자가 리포트를 무시</w:t>
             </w:r>
           </w:p>
         </w:tc>
@@ -14119,7 +14343,7 @@
                 <w:sz w:val="18"/>
                 <w:szCs w:val="18"/>
               </w:rPr>
-              <w:t xml:space="preserve">30단계 상한, 반복 감지, 실패 원인 분류 후 리포트에 표시</w:t>
+              <w:t xml:space="preserve">정밀도 우선 목표, 이슈 점수로 우선순위 낮은 판정 분리</w:t>
             </w:r>
           </w:p>
         </w:tc>
@@ -14156,7 +14380,7 @@
                 <w:sz w:val="18"/>
                 <w:szCs w:val="18"/>
               </w:rPr>
-              <w:t xml:space="preserve">사람 데이터 참가자 부족</w:t>
+              <w:t xml:space="preserve">에이전트가 과업을 끝까지 못 함</w:t>
             </w:r>
           </w:p>
         </w:tc>
@@ -14186,7 +14410,7 @@
                 <w:sz w:val="18"/>
                 <w:szCs w:val="18"/>
               </w:rPr>
-              <w:t xml:space="preserve">소요 시간 모델 부정확</w:t>
+              <w:t xml:space="preserve">측정 자체 실패</w:t>
             </w:r>
           </w:p>
         </w:tc>
@@ -14216,7 +14440,7 @@
                 <w:sz w:val="18"/>
                 <w:szCs w:val="18"/>
               </w:rPr>
-              <w:t xml:space="preserve">문헌 KLM 상수를 기본으로 두고 실측은 보정 계수로만 사용, 표본이 적으면 문헌값 쪽으로 축소</w:t>
+              <w:t xml:space="preserve">30단계 상한, 반복 감지, 실패 원인 분류 후 리포트에 표시</w:t>
             </w:r>
           </w:p>
         </w:tc>
@@ -14253,7 +14477,7 @@
                 <w:sz w:val="18"/>
                 <w:szCs w:val="18"/>
               </w:rPr>
-              <w:t xml:space="preserve">분류기 과적합</w:t>
+              <w:t xml:space="preserve">사람 데이터 참가자 부족</w:t>
             </w:r>
           </w:p>
         </w:tc>
@@ -14283,7 +14507,7 @@
                 <w:sz w:val="18"/>
                 <w:szCs w:val="18"/>
               </w:rPr>
-              <w:t xml:space="preserve">실사이트에서 성능 하락</w:t>
+              <w:t xml:space="preserve">소요 시간 모델 부정확</w:t>
             </w:r>
           </w:p>
         </w:tc>
@@ -14313,7 +14537,7 @@
                 <w:sz w:val="18"/>
                 <w:szCs w:val="18"/>
               </w:rPr>
-              <w:t xml:space="preserve">휴리스틱 이슈 점수를 기본 엔진으로, 분류기는 실사이트에서 이길 때만 채택</w:t>
+              <w:t xml:space="preserve">문헌 KLM 상수를 기본으로 두고 실측은 보정 계수로만 사용, 표본이 적으면 문헌값 쪽으로 축소. IRB 확인이 11/2까지 안 되면 사람 실험 없이 문헌값만 사용</w:t>
             </w:r>
           </w:p>
         </w:tc>
@@ -14350,7 +14574,7 @@
                 <w:sz w:val="18"/>
                 <w:szCs w:val="18"/>
               </w:rPr>
-              <w:t xml:space="preserve">에이전트 경로 편차로 회귀 오판</w:t>
+              <w:t xml:space="preserve">분류기 과적합</w:t>
             </w:r>
           </w:p>
         </w:tc>
@@ -14380,7 +14604,7 @@
                 <w:sz w:val="18"/>
                 <w:szCs w:val="18"/>
               </w:rPr>
-              <w:t xml:space="preserve">잘못된 악화 알림</w:t>
+              <w:t xml:space="preserve">실사이트에서 성능 하락</w:t>
             </w:r>
           </w:p>
         </w:tc>
@@ -14410,7 +14634,7 @@
                 <w:sz w:val="18"/>
                 <w:szCs w:val="18"/>
               </w:rPr>
-              <w:t xml:space="preserve">경로 고정 재생 우선, 같은 버전 편차 기반 판정, 화면 고정 지표를 주 지표로</w:t>
+              <w:t xml:space="preserve">휴리스틱 이슈 점수를 기본 엔진으로 고정, 로지스틱 회귀는 비교 실험(ablation)으로만 보고</w:t>
             </w:r>
           </w:p>
         </w:tc>
@@ -14447,7 +14671,7 @@
                 <w:sz w:val="18"/>
                 <w:szCs w:val="18"/>
               </w:rPr>
-              <w:t xml:space="preserve">복잡한 SPA에서 요소 추출 실패</w:t>
+              <w:t xml:space="preserve">에이전트 경로 편차로 회귀 오판</w:t>
             </w:r>
           </w:p>
         </w:tc>
@@ -14477,7 +14701,7 @@
                 <w:sz w:val="18"/>
                 <w:szCs w:val="18"/>
               </w:rPr>
-              <w:t xml:space="preserve">측정 불가, 엉뚱한 클릭</w:t>
+              <w:t xml:space="preserve">잘못된 악화 알림</w:t>
             </w:r>
           </w:p>
         </w:tc>
@@ -14507,7 +14731,7 @@
                 <w:sz w:val="18"/>
                 <w:szCs w:val="18"/>
               </w:rPr>
-              <w:t xml:space="preserve">S1에 SPA 2~3개로 스트레스 테스트, Shadow DOM·iframe·가림 처리</w:t>
+              <w:t xml:space="preserve">경로 고정 재생 우선, 같은 버전 편차 기반 판정, 화면 고정 지표를 주 지표로</w:t>
             </w:r>
           </w:p>
         </w:tc>
@@ -14544,7 +14768,7 @@
                 <w:sz w:val="18"/>
                 <w:szCs w:val="18"/>
               </w:rPr>
-              <w:t xml:space="preserve">재생 중단이 잦음</w:t>
+              <w:t xml:space="preserve">복잡한 SPA에서 요소 추출 실패</w:t>
             </w:r>
           </w:p>
         </w:tc>
@@ -14574,7 +14798,7 @@
                 <w:sz w:val="18"/>
                 <w:szCs w:val="18"/>
               </w:rPr>
-              <w:t xml:space="preserve">비교 기능 피로감</w:t>
+              <w:t xml:space="preserve">측정 불가, 엉뚱한 클릭</w:t>
             </w:r>
           </w:p>
         </w:tc>
@@ -14604,7 +14828,7 @@
                 <w:sz w:val="18"/>
                 <w:szCs w:val="18"/>
               </w:rPr>
-              <w:t xml:space="preserve">포함 관계·의미 유사도 매칭, 끊긴 지점 사용자 확인 후 기억</w:t>
+              <w:t xml:space="preserve">W2에 SPA로 스트레스 테스트, Shadow DOM·iframe·가림 처리</w:t>
             </w:r>
           </w:p>
         </w:tc>
@@ -14641,7 +14865,7 @@
                 <w:sz w:val="18"/>
                 <w:szCs w:val="18"/>
               </w:rPr>
-              <w:t xml:space="preserve">에이전트 코어 업무 과중</w:t>
+              <w:t xml:space="preserve">재생 중단이 잦음</w:t>
             </w:r>
           </w:p>
         </w:tc>
@@ -14671,7 +14895,7 @@
                 <w:sz w:val="18"/>
                 <w:szCs w:val="18"/>
               </w:rPr>
-              <w:t xml:space="preserve">핵심 흐름(완주·재생) 지연</w:t>
+              <w:t xml:space="preserve">비교 기능 피로감</w:t>
             </w:r>
           </w:p>
         </w:tc>
@@ -14701,7 +14925,7 @@
                 <w:sz w:val="18"/>
                 <w:szCs w:val="18"/>
               </w:rPr>
-              <w:t xml:space="preserve">요소 수집·매칭은 수집·매칭 역할, 병렬 반복 실행은 플랫폼 백엔드 역할로 분리, 경로 고정 재생 v1을 S3로 당김</w:t>
+              <w:t xml:space="preserve">포함 관계·의미 유사도 매칭, 끊긴 지점 사용자 확인 후 기억</w:t>
             </w:r>
           </w:p>
         </w:tc>
@@ -14738,7 +14962,7 @@
                 <w:sz w:val="18"/>
                 <w:szCs w:val="18"/>
               </w:rPr>
-              <w:t xml:space="preserve">9명 조율 비용</w:t>
+              <w:t xml:space="preserve">에이전트 코어 업무 과중</w:t>
             </w:r>
           </w:p>
         </w:tc>
@@ -14768,7 +14992,7 @@
                 <w:sz w:val="18"/>
                 <w:szCs w:val="18"/>
               </w:rPr>
-              <w:t xml:space="preserve">일정 지연</w:t>
+              <w:t xml:space="preserve">핵심 흐름(완주·재생) 지연</w:t>
             </w:r>
           </w:p>
         </w:tc>
@@ -14798,7 +15022,7 @@
                 <w:sz w:val="18"/>
                 <w:szCs w:val="18"/>
               </w:rPr>
-              <w:t xml:space="preserve">역할 배정(S1 첫 주), 주간 체크인, 역할 간 인터페이스를 S1에 먼저 확정</w:t>
+              <w:t xml:space="preserve">요소 수집·매칭은 수집·매칭 역할, 병렬 반복 실행은 플랫폼 백엔드 역할로 분리, 요소 매칭 v1을 W2에 고정 스냅샷으로 먼저 완성</w:t>
             </w:r>
           </w:p>
         </w:tc>
@@ -14835,7 +15059,7 @@
                 <w:sz w:val="18"/>
                 <w:szCs w:val="18"/>
               </w:rPr>
-              <w:t xml:space="preserve">디자이너 부재</w:t>
+              <w:t xml:space="preserve">9명 조율 비용</w:t>
             </w:r>
           </w:p>
         </w:tc>
@@ -14865,7 +15089,7 @@
                 <w:sz w:val="18"/>
                 <w:szCs w:val="18"/>
               </w:rPr>
-              <w:t xml:space="preserve">리포트가 읽기 어려움</w:t>
+              <w:t xml:space="preserve">일정 지연</w:t>
             </w:r>
           </w:p>
         </w:tc>
@@ -14895,7 +15119,7 @@
                 <w:sz w:val="18"/>
                 <w:szCs w:val="18"/>
               </w:rPr>
-              <w:t xml:space="preserve">컴포넌트 라이브러리 고정, 사용자 테스트 2회</w:t>
+              <w:t xml:space="preserve">역할 배정 완료, 인터페이스 10/27 동결과 공용 스키마 CODEOWNERS 보호, 주간 완료 기준 확인</w:t>
             </w:r>
           </w:p>
         </w:tc>
@@ -14910,7 +15134,7 @@
             <w:tcBorders>
               <w:top w:val="none" w:color="FFFFFF" w:sz="0"/>
               <w:left w:val="none" w:color="FFFFFF" w:sz="0"/>
-              <w:bottom w:val="single" w:color="000000" w:sz="10"/>
+              <w:bottom w:val="single" w:color="D9D9D9" w:sz="2"/>
               <w:right w:val="none" w:color="FFFFFF" w:sz="0"/>
             </w:tcBorders>
             <w:tcMar>
@@ -14932,6 +15156,103 @@
                 <w:sz w:val="18"/>
                 <w:szCs w:val="18"/>
               </w:rPr>
+              <w:t xml:space="preserve">디자이너 부재</w:t>
+            </w:r>
+          </w:p>
+        </w:tc>
+        <w:tc>
+          <w:tcPr>
+            <w:tcW w:type="dxa" w:w="1860"/>
+            <w:tcBorders>
+              <w:top w:val="none" w:color="FFFFFF" w:sz="0"/>
+              <w:left w:val="none" w:color="FFFFFF" w:sz="0"/>
+              <w:bottom w:val="single" w:color="D9D9D9" w:sz="2"/>
+              <w:right w:val="none" w:color="FFFFFF" w:sz="0"/>
+            </w:tcBorders>
+            <w:tcMar>
+              <w:top w:type="dxa" w:w="70"/>
+              <w:left w:type="dxa" w:w="110"/>
+              <w:bottom w:type="dxa" w:w="70"/>
+              <w:right w:type="dxa" w:w="110"/>
+            </w:tcMar>
+          </w:tcPr>
+          <w:p>
+            <w:pPr>
+              <w:spacing w:after="30" w:line="270"/>
+            </w:pPr>
+            <w:r>
+              <w:rPr>
+                <w:rFonts w:ascii="Malgun Gothic" w:cs="Malgun Gothic" w:eastAsia="Malgun Gothic" w:hAnsi="Malgun Gothic"/>
+                <w:sz w:val="18"/>
+                <w:szCs w:val="18"/>
+              </w:rPr>
+              <w:t xml:space="preserve">리포트가 읽기 어려움</w:t>
+            </w:r>
+          </w:p>
+        </w:tc>
+        <w:tc>
+          <w:tcPr>
+            <w:tcW w:type="dxa" w:w="5073"/>
+            <w:tcBorders>
+              <w:top w:val="none" w:color="FFFFFF" w:sz="0"/>
+              <w:left w:val="none" w:color="FFFFFF" w:sz="0"/>
+              <w:bottom w:val="single" w:color="D9D9D9" w:sz="2"/>
+              <w:right w:val="none" w:color="FFFFFF" w:sz="0"/>
+            </w:tcBorders>
+            <w:tcMar>
+              <w:top w:type="dxa" w:w="70"/>
+              <w:left w:type="dxa" w:w="110"/>
+              <w:bottom w:type="dxa" w:w="70"/>
+              <w:right w:type="dxa" w:w="110"/>
+            </w:tcMar>
+          </w:tcPr>
+          <w:p>
+            <w:pPr>
+              <w:spacing w:after="30" w:line="270"/>
+            </w:pPr>
+            <w:r>
+              <w:rPr>
+                <w:rFonts w:ascii="Malgun Gothic" w:cs="Malgun Gothic" w:eastAsia="Malgun Gothic" w:hAnsi="Malgun Gothic"/>
+                <w:sz w:val="18"/>
+                <w:szCs w:val="18"/>
+              </w:rPr>
+              <w:t xml:space="preserve">컴포넌트 라이브러리 고정, 사용자 테스트 2회</w:t>
+            </w:r>
+          </w:p>
+        </w:tc>
+      </w:tr>
+      <w:tr>
+        <w:trPr>
+          <w:tblHeader w:val="false"/>
+        </w:trPr>
+        <w:tc>
+          <w:tcPr>
+            <w:tcW w:type="dxa" w:w="2705"/>
+            <w:tcBorders>
+              <w:top w:val="none" w:color="FFFFFF" w:sz="0"/>
+              <w:left w:val="none" w:color="FFFFFF" w:sz="0"/>
+              <w:bottom w:val="single" w:color="000000" w:sz="10"/>
+              <w:right w:val="none" w:color="FFFFFF" w:sz="0"/>
+            </w:tcBorders>
+            <w:tcMar>
+              <w:top w:type="dxa" w:w="70"/>
+              <w:left w:type="dxa" w:w="110"/>
+              <w:bottom w:type="dxa" w:w="70"/>
+              <w:right w:type="dxa" w:w="110"/>
+            </w:tcMar>
+          </w:tcPr>
+          <w:p>
+            <w:pPr>
+              <w:spacing w:after="30" w:line="270"/>
+            </w:pPr>
+            <w:r>
+              <w:rPr>
+                <w:rFonts w:ascii="Malgun Gothic" w:cs="Malgun Gothic" w:eastAsia="Malgun Gothic" w:hAnsi="Malgun Gothic"/>
+                <w:b/>
+                <w:bCs/>
+                <w:sz w:val="18"/>
+                <w:szCs w:val="18"/>
+              </w:rPr>
               <w:t xml:space="preserve">LLM 비용 초과</w:t>
             </w:r>
           </w:p>
@@ -14993,6 +15314,200 @@
                 <w:szCs w:val="18"/>
               </w:rPr>
               <w:t xml:space="preserve">개발 중 소형 모델 기본, 단계 상한</w:t>
+            </w:r>
+          </w:p>
+        </w:tc>
+      </w:tr>
+      <w:tr>
+        <w:trPr>
+          <w:tblHeader w:val="false"/>
+        </w:trPr>
+        <w:tc>
+          <w:tcPr>
+            <w:tcW w:type="dxa" w:w="2705"/>
+            <w:tcBorders>
+              <w:top w:val="none" w:color="FFFFFF" w:sz="0"/>
+              <w:left w:val="none" w:color="FFFFFF" w:sz="0"/>
+              <w:bottom w:val="single" w:color="000000" w:sz="10"/>
+              <w:right w:val="none" w:color="FFFFFF" w:sz="0"/>
+            </w:tcBorders>
+            <w:tcMar>
+              <w:top w:type="dxa" w:w="70"/>
+              <w:left w:type="dxa" w:w="110"/>
+              <w:bottom w:type="dxa" w:w="70"/>
+              <w:right w:type="dxa" w:w="110"/>
+            </w:tcMar>
+          </w:tcPr>
+          <w:p>
+            <w:pPr>
+              <w:spacing w:after="30" w:line="270"/>
+            </w:pPr>
+            <w:r>
+              <w:rPr>
+                <w:rFonts w:ascii="Malgun Gothic" w:cs="Malgun Gothic" w:eastAsia="Malgun Gothic" w:hAnsi="Malgun Gothic"/>
+                <w:b/>
+                <w:bCs/>
+                <w:sz w:val="18"/>
+                <w:szCs w:val="18"/>
+              </w:rPr>
+              <w:t xml:space="preserve">AI 생성 코드의 그럴듯한 오류</w:t>
+            </w:r>
+          </w:p>
+        </w:tc>
+        <w:tc>
+          <w:tcPr>
+            <w:tcW w:type="dxa" w:w="1860"/>
+            <w:tcBorders>
+              <w:top w:val="none" w:color="FFFFFF" w:sz="0"/>
+              <w:left w:val="none" w:color="FFFFFF" w:sz="0"/>
+              <w:bottom w:val="single" w:color="000000" w:sz="10"/>
+              <w:right w:val="none" w:color="FFFFFF" w:sz="0"/>
+            </w:tcBorders>
+            <w:tcMar>
+              <w:top w:type="dxa" w:w="70"/>
+              <w:left w:type="dxa" w:w="110"/>
+              <w:bottom w:type="dxa" w:w="70"/>
+              <w:right w:type="dxa" w:w="110"/>
+            </w:tcMar>
+          </w:tcPr>
+          <w:p>
+            <w:pPr>
+              <w:spacing w:after="30" w:line="270"/>
+            </w:pPr>
+            <w:r>
+              <w:rPr>
+                <w:rFonts w:ascii="Malgun Gothic" w:cs="Malgun Gothic" w:eastAsia="Malgun Gothic" w:hAnsi="Malgun Gothic"/>
+                <w:sz w:val="18"/>
+                <w:szCs w:val="18"/>
+              </w:rPr>
+              <w:t xml:space="preserve">측정값이 틀린 채 배포</w:t>
+            </w:r>
+          </w:p>
+        </w:tc>
+        <w:tc>
+          <w:tcPr>
+            <w:tcW w:type="dxa" w:w="5073"/>
+            <w:tcBorders>
+              <w:top w:val="none" w:color="FFFFFF" w:sz="0"/>
+              <w:left w:val="none" w:color="FFFFFF" w:sz="0"/>
+              <w:bottom w:val="single" w:color="000000" w:sz="10"/>
+              <w:right w:val="none" w:color="FFFFFF" w:sz="0"/>
+            </w:tcBorders>
+            <w:tcMar>
+              <w:top w:type="dxa" w:w="70"/>
+              <w:left w:type="dxa" w:w="110"/>
+              <w:bottom w:type="dxa" w:w="70"/>
+              <w:right w:type="dxa" w:w="110"/>
+            </w:tcMar>
+          </w:tcPr>
+          <w:p>
+            <w:pPr>
+              <w:spacing w:after="30" w:line="270"/>
+            </w:pPr>
+            <w:r>
+              <w:rPr>
+                <w:rFonts w:ascii="Malgun Gothic" w:cs="Malgun Gothic" w:eastAsia="Malgun Gothic" w:hAnsi="Malgun Gothic"/>
+                <w:sz w:val="18"/>
+                <w:szCs w:val="18"/>
+              </w:rPr>
+              <w:t xml:space="preserve">사람이 계산한 기대값 테스트, 커밋·PR 설명 작성자 직접 작성, 공용 스키마 보호</w:t>
+            </w:r>
+          </w:p>
+        </w:tc>
+      </w:tr>
+      <w:tr>
+        <w:trPr>
+          <w:tblHeader w:val="false"/>
+        </w:trPr>
+        <w:tc>
+          <w:tcPr>
+            <w:tcW w:type="dxa" w:w="2705"/>
+            <w:tcBorders>
+              <w:top w:val="none" w:color="FFFFFF" w:sz="0"/>
+              <w:left w:val="none" w:color="FFFFFF" w:sz="0"/>
+              <w:bottom w:val="single" w:color="000000" w:sz="10"/>
+              <w:right w:val="none" w:color="FFFFFF" w:sz="0"/>
+            </w:tcBorders>
+            <w:tcMar>
+              <w:top w:type="dxa" w:w="70"/>
+              <w:left w:type="dxa" w:w="110"/>
+              <w:bottom w:type="dxa" w:w="70"/>
+              <w:right w:type="dxa" w:w="110"/>
+            </w:tcMar>
+          </w:tcPr>
+          <w:p>
+            <w:pPr>
+              <w:spacing w:after="30" w:line="270"/>
+            </w:pPr>
+            <w:r>
+              <w:rPr>
+                <w:rFonts w:ascii="Malgun Gothic" w:cs="Malgun Gothic" w:eastAsia="Malgun Gothic" w:hAnsi="Malgun Gothic"/>
+                <w:b/>
+                <w:bCs/>
+                <w:sz w:val="18"/>
+                <w:szCs w:val="18"/>
+              </w:rPr>
+              <w:t xml:space="preserve">벤치마크가 규칙에 맞춰져 정확도 과대평가</w:t>
+            </w:r>
+          </w:p>
+        </w:tc>
+        <w:tc>
+          <w:tcPr>
+            <w:tcW w:type="dxa" w:w="1860"/>
+            <w:tcBorders>
+              <w:top w:val="none" w:color="FFFFFF" w:sz="0"/>
+              <w:left w:val="none" w:color="FFFFFF" w:sz="0"/>
+              <w:bottom w:val="single" w:color="000000" w:sz="10"/>
+              <w:right w:val="none" w:color="FFFFFF" w:sz="0"/>
+            </w:tcBorders>
+            <w:tcMar>
+              <w:top w:type="dxa" w:w="70"/>
+              <w:left w:type="dxa" w:w="110"/>
+              <w:bottom w:type="dxa" w:w="70"/>
+              <w:right w:type="dxa" w:w="110"/>
+            </w:tcMar>
+          </w:tcPr>
+          <w:p>
+            <w:pPr>
+              <w:spacing w:after="30" w:line="270"/>
+            </w:pPr>
+            <w:r>
+              <w:rPr>
+                <w:rFonts w:ascii="Malgun Gothic" w:cs="Malgun Gothic" w:eastAsia="Malgun Gothic" w:hAnsi="Malgun Gothic"/>
+                <w:sz w:val="18"/>
+                <w:szCs w:val="18"/>
+              </w:rPr>
+              <w:t xml:space="preserve">공개 정확도 신뢰 하락</w:t>
+            </w:r>
+          </w:p>
+        </w:tc>
+        <w:tc>
+          <w:tcPr>
+            <w:tcW w:type="dxa" w:w="5073"/>
+            <w:tcBorders>
+              <w:top w:val="none" w:color="FFFFFF" w:sz="0"/>
+              <w:left w:val="none" w:color="FFFFFF" w:sz="0"/>
+              <w:bottom w:val="single" w:color="000000" w:sz="10"/>
+              <w:right w:val="none" w:color="FFFFFF" w:sz="0"/>
+            </w:tcBorders>
+            <w:tcMar>
+              <w:top w:type="dxa" w:w="70"/>
+              <w:left w:type="dxa" w:w="110"/>
+              <w:bottom w:type="dxa" w:w="70"/>
+              <w:right w:type="dxa" w:w="110"/>
+            </w:tcMar>
+          </w:tcPr>
+          <w:p>
+            <w:pPr>
+              <w:spacing w:after="30" w:line="270"/>
+            </w:pPr>
+            <w:r>
+              <w:rPr>
+                <w:rFonts w:ascii="Malgun Gothic" w:cs="Malgun Gothic" w:eastAsia="Malgun Gothic" w:hAnsi="Malgun Gothic"/>
+                <w:sz w:val="18"/>
+                <w:szCs w:val="18"/>
+              </w:rPr>
+              <w:t xml:space="preserve">실제 앱에 실수 패턴으로 결함 주입, 결함 제작자·규칙 작성자 분리, 홀드아웃 앱으로 최종 평가</w:t>
             </w:r>
           </w:p>
         </w:tc>
@@ -15038,7 +15553,23 @@
         <w:rPr>
           <w:rFonts w:ascii="Malgun Gothic" w:cs="Malgun Gothic" w:eastAsia="Malgun Gothic" w:hAnsi="Malgun Gothic"/>
         </w:rPr>
-        <w:t xml:space="preserve">CI 연동(F14): PR마다 재생 모드로 UX 회귀 확인</w:t>
+        <w:t xml:space="preserve">CI 연동(F14): PR마다 재생 모드로 UX 회귀 확인. 학기 중에는 M3 통과 시 경량 워크플로로 시도하고, 정식 지원은 학기 이후</w:t>
+      </w:r>
+    </w:p>
+    <w:p>
+      <w:pPr>
+        <w:pStyle w:val="ListParagraph"/>
+        <w:numPr>
+          <w:ilvl w:val="0"/>
+          <w:numId w:val="2"/>
+        </w:numPr>
+        <w:spacing w:after="60" w:line="290"/>
+      </w:pPr>
+      <w:r>
+        <w:rPr>
+          <w:rFonts w:ascii="Malgun Gothic" w:cs="Malgun Gothic" w:eastAsia="Malgun Gothic" w:hAnsi="Malgun Gothic"/>
+        </w:rPr>
+        <w:t xml:space="preserve">로그인·팀 공유(F13), 페르소나(F12): 이번 학기 범위에서 제외했으므로 학기 이후 우선 후보</w:t>
       </w:r>
     </w:p>
     <w:p>
